--- a/report/midterm report.docx
+++ b/report/midterm report.docx
@@ -139,7 +139,7 @@
           <w:sz w:val="32"/>
           <w:szCs w:val="32"/>
         </w:rPr>
-        <w:t>论文题目：基于 EDA 反馈的 LLM Verilog 生成自动优化</w:t>
+        <w:t>论文题目：基于EDA工具反馈的LLM Verilog生成自动优化</w:t>
       </w:r>
     </w:p>
     <w:p>
@@ -311,16 +311,6 @@
         </w:rPr>
         <w:t>学院(系)：计算机学院</w:t>
       </w:r>
-    </w:p>
-    <w:p>
-      <w:pPr>
-        <w:spacing w:before="240" w:line="360" w:lineRule="auto"/>
-        <w:rPr>
-          <w:rFonts w:ascii="宋体" w:hAnsi="宋体"/>
-          <w:sz w:val="32"/>
-          <w:szCs w:val="32"/>
-        </w:rPr>
-      </w:pPr>
     </w:p>
     <w:p>
       <w:pPr>
@@ -1166,11 +1156,13 @@
             <w:pPr>
               <w:spacing w:after="0" w:line="360" w:lineRule="auto"/>
             </w:pPr>
-            <w:r>
-              <w:rPr>
-                <w:rFonts w:hint="eastAsia"/>
-              </w:rPr>
-              <w:t>基于 EDA 反馈的 LLM Verilog 生成自动优化</w:t>
+            <w:bookmarkStart w:id="18" w:name="_GoBack"/>
+            <w:bookmarkEnd w:id="18"/>
+            <w:r>
+              <w:rPr>
+                <w:rFonts w:hint="eastAsia"/>
+              </w:rPr>
+              <w:t>基于EDA工具反馈的LLM Verilog生成自动优化</w:t>
             </w:r>
           </w:p>
         </w:tc>
@@ -1537,6 +1529,7 @@
           <w:p>
             <w:pPr>
               <w:numPr>
+                <w:ilvl w:val="0"/>
                 <w:numId w:val="0"/>
               </w:numPr>
               <w:ind w:leftChars="0" w:firstLine="420" w:firstLineChars="200"/>
@@ -1556,6 +1549,7 @@
           <w:p>
             <w:pPr>
               <w:numPr>
+                <w:ilvl w:val="0"/>
                 <w:numId w:val="0"/>
               </w:numPr>
               <w:ind w:leftChars="0" w:firstLine="420" w:firstLineChars="200"/>
@@ -1649,16 +1643,7 @@
                 <w:rFonts w:hint="default"/>
                 <w:lang w:val="en-US" w:eastAsia="zh-CN"/>
               </w:rPr>
-              <w:t xml:space="preserve">接入 VerilogEval-Human </w:t>
-            </w:r>
-            <w:bookmarkStart w:id="18" w:name="_GoBack"/>
-            <w:bookmarkEnd w:id="18"/>
-            <w:r>
-              <w:rPr>
-                <w:rFonts w:hint="default"/>
-                <w:lang w:val="en-US" w:eastAsia="zh-CN"/>
-              </w:rPr>
-              <w:t>标准基准测试集，在规范化的题目上进行实验；</w:t>
+              <w:t>接入 VerilogEval-Human 标准基准测试集，在规范化的题目上进行实验；</w:t>
             </w:r>
           </w:p>
           <w:p>
@@ -2934,6 +2919,12 @@
                   <w:insideH w:val="single" w:color="auto" w:sz="4" w:space="0"/>
                   <w:insideV w:val="single" w:color="auto" w:sz="4" w:space="0"/>
                 </w:tblBorders>
+                <w:tblCellMar>
+                  <w:top w:w="0" w:type="dxa"/>
+                  <w:left w:w="108" w:type="dxa"/>
+                  <w:bottom w:w="0" w:type="dxa"/>
+                  <w:right w:w="108" w:type="dxa"/>
+                </w:tblCellMar>
               </w:tblPrEx>
               <w:trPr>
                 <w:jc w:val="center"/>
@@ -9488,6 +9479,7 @@
               <w:pageBreakBefore w:val="0"/>
               <w:widowControl w:val="0"/>
               <w:numPr>
+                <w:ilvl w:val="0"/>
                 <w:numId w:val="0"/>
               </w:numPr>
               <w:kinsoku/>
@@ -9513,6 +9505,7 @@
               <w:pageBreakBefore w:val="0"/>
               <w:widowControl w:val="0"/>
               <w:numPr>
+                <w:ilvl w:val="0"/>
                 <w:numId w:val="0"/>
               </w:numPr>
               <w:kinsoku/>
@@ -9538,6 +9531,7 @@
               <w:pageBreakBefore w:val="0"/>
               <w:widowControl w:val="0"/>
               <w:numPr>
+                <w:ilvl w:val="0"/>
                 <w:numId w:val="0"/>
               </w:numPr>
               <w:kinsoku/>
@@ -9563,6 +9557,7 @@
               <w:pageBreakBefore w:val="0"/>
               <w:widowControl w:val="0"/>
               <w:numPr>
+                <w:ilvl w:val="0"/>
                 <w:numId w:val="0"/>
               </w:numPr>
               <w:kinsoku/>
@@ -9588,6 +9583,7 @@
               <w:pageBreakBefore w:val="0"/>
               <w:widowControl w:val="0"/>
               <w:numPr>
+                <w:ilvl w:val="0"/>
                 <w:numId w:val="0"/>
               </w:numPr>
               <w:kinsoku/>
@@ -9613,6 +9609,7 @@
               <w:pageBreakBefore w:val="0"/>
               <w:widowControl w:val="0"/>
               <w:numPr>
+                <w:ilvl w:val="0"/>
                 <w:numId w:val="0"/>
               </w:numPr>
               <w:kinsoku/>
@@ -9638,6 +9635,7 @@
               <w:pageBreakBefore w:val="0"/>
               <w:widowControl w:val="0"/>
               <w:numPr>
+                <w:ilvl w:val="0"/>
                 <w:numId w:val="0"/>
               </w:numPr>
               <w:kinsoku/>
@@ -9663,6 +9661,7 @@
               <w:pageBreakBefore w:val="0"/>
               <w:widowControl w:val="0"/>
               <w:numPr>
+                <w:ilvl w:val="0"/>
                 <w:numId w:val="0"/>
               </w:numPr>
               <w:kinsoku/>
@@ -9688,6 +9687,7 @@
               <w:pageBreakBefore w:val="0"/>
               <w:widowControl w:val="0"/>
               <w:numPr>
+                <w:ilvl w:val="0"/>
                 <w:numId w:val="0"/>
               </w:numPr>
               <w:kinsoku/>
@@ -9713,6 +9713,7 @@
               <w:pageBreakBefore w:val="0"/>
               <w:widowControl w:val="0"/>
               <w:numPr>
+                <w:ilvl w:val="0"/>
                 <w:numId w:val="0"/>
               </w:numPr>
               <w:kinsoku/>
@@ -9738,6 +9739,7 @@
               <w:pageBreakBefore w:val="0"/>
               <w:widowControl w:val="0"/>
               <w:numPr>
+                <w:ilvl w:val="0"/>
                 <w:numId w:val="0"/>
               </w:numPr>
               <w:kinsoku/>
@@ -9763,6 +9765,7 @@
               <w:pageBreakBefore w:val="0"/>
               <w:widowControl w:val="0"/>
               <w:numPr>
+                <w:ilvl w:val="0"/>
                 <w:numId w:val="0"/>
               </w:numPr>
               <w:kinsoku/>
@@ -9788,6 +9791,7 @@
               <w:pageBreakBefore w:val="0"/>
               <w:widowControl w:val="0"/>
               <w:numPr>
+                <w:ilvl w:val="0"/>
                 <w:numId w:val="0"/>
               </w:numPr>
               <w:kinsoku/>
@@ -9813,6 +9817,7 @@
               <w:pageBreakBefore w:val="0"/>
               <w:widowControl w:val="0"/>
               <w:numPr>
+                <w:ilvl w:val="0"/>
                 <w:numId w:val="0"/>
               </w:numPr>
               <w:kinsoku/>
@@ -9838,6 +9843,7 @@
               <w:pageBreakBefore w:val="0"/>
               <w:widowControl w:val="0"/>
               <w:numPr>
+                <w:ilvl w:val="0"/>
                 <w:numId w:val="0"/>
               </w:numPr>
               <w:kinsoku/>

--- a/report/midterm report.docx
+++ b/report/midterm report.docx
@@ -139,7 +139,28 @@
           <w:sz w:val="32"/>
           <w:szCs w:val="32"/>
         </w:rPr>
-        <w:t>论文题目：基于EDA工具反馈的LLM Verilog生成自动优化</w:t>
+        <w:t>论文题目：基于EDA工具反馈的LLM Verilog生成</w:t>
+      </w:r>
+      <w:r>
+        <w:rPr>
+          <w:rFonts w:hint="eastAsia" w:ascii="宋体" w:hAnsi="宋体"/>
+          <w:b/>
+          <w:bCs/>
+          <w:sz w:val="32"/>
+          <w:szCs w:val="32"/>
+          <w:lang w:val="en-US" w:eastAsia="zh-CN"/>
+        </w:rPr>
+        <w:t>与</w:t>
+      </w:r>
+      <w:r>
+        <w:rPr>
+          <w:rFonts w:hint="eastAsia" w:ascii="宋体" w:hAnsi="宋体"/>
+          <w:b/>
+          <w:bCs/>
+          <w:sz w:val="32"/>
+          <w:szCs w:val="32"/>
+        </w:rPr>
+        <w:t>自动优化</w:t>
       </w:r>
     </w:p>
     <w:p>
@@ -451,6 +472,12 @@
         <w:sectPr>
           <w:pgSz w:w="11906" w:h="16838"/>
           <w:pgMar w:top="1440" w:right="1700" w:bottom="1440" w:left="1800" w:header="851" w:footer="992" w:gutter="0"/>
+          <w:pgBorders>
+            <w:top w:val="none" w:sz="0" w:space="0"/>
+            <w:left w:val="none" w:sz="0" w:space="0"/>
+            <w:bottom w:val="none" w:sz="0" w:space="0"/>
+            <w:right w:val="none" w:sz="0" w:space="0"/>
+          </w:pgBorders>
           <w:cols w:space="720" w:num="1"/>
           <w:docGrid w:type="lines" w:linePitch="312" w:charSpace="0"/>
         </w:sectPr>
@@ -1156,13 +1183,26 @@
             <w:pPr>
               <w:spacing w:after="0" w:line="360" w:lineRule="auto"/>
             </w:pPr>
+            <w:r>
+              <w:rPr>
+                <w:rFonts w:hint="eastAsia"/>
+              </w:rPr>
+              <w:t>基于EDA工具反馈的LLM Verilog生成</w:t>
+            </w:r>
+            <w:r>
+              <w:rPr>
+                <w:rFonts w:hint="eastAsia"/>
+                <w:lang w:val="en-US" w:eastAsia="zh-CN"/>
+              </w:rPr>
+              <w:t>与</w:t>
+            </w:r>
             <w:bookmarkStart w:id="18" w:name="_GoBack"/>
             <w:bookmarkEnd w:id="18"/>
             <w:r>
               <w:rPr>
                 <w:rFonts w:hint="eastAsia"/>
               </w:rPr>
-              <w:t>基于EDA工具反馈的LLM Verilog生成自动优化</w:t>
+              <w:t>自动优化</w:t>
             </w:r>
           </w:p>
         </w:tc>
@@ -1484,6 +1524,177 @@
               <w:t>第七步：多候选生成策略。在每一轮迭代中，系统不是只生成一个候选代码，而是同时生成 k 个候选（论文中 k 的典型值为 3-5）。这是因为 LLM 的输出具有随机性（由温度参数 temperature 控制），同一个提示词可能生成不同质量的代码。通过生成多个候选并选择得分最高的一个，系统能够有效利用这种随机性来提高每轮迭代的成功概率。此外，系统维护一个全局最优记录，反馈提示词始终基于历史最优候选构建，而非仅基于上一轮的结果，这避免了迭代过程中的质量退化。</w:t>
             </w:r>
           </w:p>
+          <w:tbl>
+            <w:tblPr>
+              <w:tblStyle w:val="21"/>
+              <w:tblW w:w="0" w:type="auto"/>
+              <w:tblInd w:w="0" w:type="dxa"/>
+              <w:tblBorders>
+                <w:top w:val="single" w:color="auto" w:sz="4" w:space="0"/>
+                <w:left w:val="single" w:color="auto" w:sz="4" w:space="0"/>
+                <w:bottom w:val="single" w:color="auto" w:sz="4" w:space="0"/>
+                <w:right w:val="single" w:color="auto" w:sz="4" w:space="0"/>
+                <w:insideH w:val="single" w:color="auto" w:sz="4" w:space="0"/>
+                <w:insideV w:val="single" w:color="auto" w:sz="4" w:space="0"/>
+              </w:tblBorders>
+              <w:tblLayout w:type="fixed"/>
+              <w:tblCellMar>
+                <w:top w:w="0" w:type="dxa"/>
+                <w:left w:w="108" w:type="dxa"/>
+                <w:bottom w:w="0" w:type="dxa"/>
+                <w:right w:w="108" w:type="dxa"/>
+              </w:tblCellMar>
+            </w:tblPr>
+            <w:tblGrid>
+              <w:gridCol w:w="8406"/>
+            </w:tblGrid>
+            <w:tr>
+              <w:tblPrEx>
+                <w:tblBorders>
+                  <w:top w:val="single" w:color="auto" w:sz="4" w:space="0"/>
+                  <w:left w:val="single" w:color="auto" w:sz="4" w:space="0"/>
+                  <w:bottom w:val="single" w:color="auto" w:sz="4" w:space="0"/>
+                  <w:right w:val="single" w:color="auto" w:sz="4" w:space="0"/>
+                  <w:insideH w:val="single" w:color="auto" w:sz="4" w:space="0"/>
+                  <w:insideV w:val="single" w:color="auto" w:sz="4" w:space="0"/>
+                </w:tblBorders>
+                <w:tblCellMar>
+                  <w:top w:w="0" w:type="dxa"/>
+                  <w:left w:w="108" w:type="dxa"/>
+                  <w:bottom w:w="0" w:type="dxa"/>
+                  <w:right w:w="108" w:type="dxa"/>
+                </w:tblCellMar>
+              </w:tblPrEx>
+              <w:tc>
+                <w:tcPr>
+                  <w:tcW w:w="8406" w:type="dxa"/>
+                  <w:tcBorders>
+                    <w:top w:val="nil"/>
+                    <w:bottom w:val="nil"/>
+                    <w:right w:val="nil"/>
+                  </w:tcBorders>
+                </w:tcPr>
+                <w:p>
+                  <w:pPr>
+                    <w:rPr>
+                      <w:rFonts w:hint="eastAsia"/>
+                      <w:vertAlign w:val="baseline"/>
+                      <w:lang w:val="en-US" w:eastAsia="zh-CN"/>
+                    </w:rPr>
+                  </w:pPr>
+                  <w:r>
+                    <w:rPr>
+                      <w:rFonts w:hint="eastAsia"/>
+                      <w:vertAlign w:val="baseline"/>
+                      <w:lang w:val="en-US" w:eastAsia="zh-CN"/>
+                    </w:rPr>
+                    <w:drawing>
+                      <wp:anchor distT="0" distB="0" distL="114300" distR="114300" simplePos="0" relativeHeight="251660288" behindDoc="1" locked="0" layoutInCell="1" allowOverlap="1">
+                        <wp:simplePos x="0" y="0"/>
+                        <wp:positionH relativeFrom="column">
+                          <wp:posOffset>0</wp:posOffset>
+                        </wp:positionH>
+                        <wp:positionV relativeFrom="paragraph">
+                          <wp:posOffset>83820</wp:posOffset>
+                        </wp:positionV>
+                        <wp:extent cx="5193665" cy="7162800"/>
+                        <wp:effectExtent l="0" t="0" r="635" b="0"/>
+                        <wp:wrapTight wrapText="bothSides">
+                          <wp:wrapPolygon>
+                            <wp:start x="0" y="0"/>
+                            <wp:lineTo x="0" y="21562"/>
+                            <wp:lineTo x="21550" y="21562"/>
+                            <wp:lineTo x="21550" y="0"/>
+                            <wp:lineTo x="0" y="0"/>
+                          </wp:wrapPolygon>
+                        </wp:wrapTight>
+                        <wp:docPr id="6" name="图片 6" descr="fig_feedback_loop_flow"/>
+                        <wp:cNvGraphicFramePr>
+                          <a:graphicFrameLocks xmlns:a="http://schemas.openxmlformats.org/drawingml/2006/main" noChangeAspect="1"/>
+                        </wp:cNvGraphicFramePr>
+                        <a:graphic xmlns:a="http://schemas.openxmlformats.org/drawingml/2006/main">
+                          <a:graphicData uri="http://schemas.openxmlformats.org/drawingml/2006/picture">
+                            <pic:pic xmlns:pic="http://schemas.openxmlformats.org/drawingml/2006/picture">
+                              <pic:nvPicPr>
+                                <pic:cNvPr id="6" name="图片 6" descr="fig_feedback_loop_flow"/>
+                                <pic:cNvPicPr>
+                                  <a:picLocks noChangeAspect="1"/>
+                                </pic:cNvPicPr>
+                              </pic:nvPicPr>
+                              <pic:blipFill>
+                                <a:blip r:embed="rId7"/>
+                                <a:stretch>
+                                  <a:fillRect/>
+                                </a:stretch>
+                              </pic:blipFill>
+                              <pic:spPr>
+                                <a:xfrm>
+                                  <a:off x="0" y="0"/>
+                                  <a:ext cx="5193665" cy="7162800"/>
+                                </a:xfrm>
+                                <a:prstGeom prst="rect">
+                                  <a:avLst/>
+                                </a:prstGeom>
+                              </pic:spPr>
+                            </pic:pic>
+                          </a:graphicData>
+                        </a:graphic>
+                      </wp:anchor>
+                    </w:drawing>
+                  </w:r>
+                </w:p>
+              </w:tc>
+            </w:tr>
+            <w:tr>
+              <w:tblPrEx>
+                <w:tblBorders>
+                  <w:top w:val="single" w:color="auto" w:sz="4" w:space="0"/>
+                  <w:left w:val="single" w:color="auto" w:sz="4" w:space="0"/>
+                  <w:bottom w:val="single" w:color="auto" w:sz="4" w:space="0"/>
+                  <w:right w:val="single" w:color="auto" w:sz="4" w:space="0"/>
+                  <w:insideH w:val="single" w:color="auto" w:sz="4" w:space="0"/>
+                  <w:insideV w:val="single" w:color="auto" w:sz="4" w:space="0"/>
+                </w:tblBorders>
+                <w:tblCellMar>
+                  <w:top w:w="0" w:type="dxa"/>
+                  <w:left w:w="108" w:type="dxa"/>
+                  <w:bottom w:w="0" w:type="dxa"/>
+                  <w:right w:w="108" w:type="dxa"/>
+                </w:tblCellMar>
+              </w:tblPrEx>
+              <w:tc>
+                <w:tcPr>
+                  <w:tcW w:w="8406" w:type="dxa"/>
+                  <w:tcBorders>
+                    <w:top w:val="nil"/>
+                    <w:left w:val="nil"/>
+                    <w:bottom w:val="nil"/>
+                    <w:right w:val="nil"/>
+                  </w:tcBorders>
+                </w:tcPr>
+                <w:p>
+                  <w:pPr>
+                    <w:jc w:val="center"/>
+                    <w:rPr>
+                      <w:rFonts w:hint="default"/>
+                      <w:vertAlign w:val="baseline"/>
+                      <w:lang w:val="en-US" w:eastAsia="zh-CN"/>
+                    </w:rPr>
+                  </w:pPr>
+                  <w:r>
+                    <w:rPr>
+                      <w:rFonts w:hint="eastAsia"/>
+                      <w:sz w:val="20"/>
+                      <w:szCs w:val="20"/>
+                      <w:vertAlign w:val="baseline"/>
+                      <w:lang w:val="en-US" w:eastAsia="zh-CN"/>
+                    </w:rPr>
+                    <w:t>图1  AutoChip反馈循环逻辑流程图</w:t>
+                  </w:r>
+                </w:p>
+              </w:tc>
+            </w:tr>
+          </w:tbl>
           <w:p>
             <w:pPr>
               <w:ind w:firstLine="420" w:firstLineChars="200"/>
@@ -1774,10 +1985,372 @@
               <w:t>本研究实现的系统采用模块化的 Python 架构，核心流水线包含以下组件：任务加载器（Task Loader）负责从本地数据集或 VerilogEval 仓库读取题目信息；提示词构建器（Prompt Builder）根据任务信息和反馈历史生成 LLM 输入；LLM 客户端（LLM Client）封装了 Anthropic API 的调用逻辑，包含重试机制和错误分类；Verilog 提取器（Verilog Extractor）使用正则表达式从 LLM 的自然语言回复中提取出 module...endmodule 代码块；编译执行器（Verilog Executor）调用 iverilog 和 vvp 完成编译与仿真；评分排名器（Ranker）根据编译和仿真结果计算候选代码的得分；反馈循环控制器（Loop Runner）协调以上所有组件，实现完整的迭代优化流程。</w:t>
             </w:r>
           </w:p>
+          <w:tbl>
+            <w:tblPr>
+              <w:tblStyle w:val="21"/>
+              <w:tblW w:w="0" w:type="auto"/>
+              <w:tblInd w:w="0" w:type="dxa"/>
+              <w:tblBorders>
+                <w:top w:val="single" w:color="auto" w:sz="4" w:space="0"/>
+                <w:left w:val="single" w:color="auto" w:sz="4" w:space="0"/>
+                <w:bottom w:val="single" w:color="auto" w:sz="4" w:space="0"/>
+                <w:right w:val="single" w:color="auto" w:sz="4" w:space="0"/>
+                <w:insideH w:val="single" w:color="auto" w:sz="4" w:space="0"/>
+                <w:insideV w:val="single" w:color="auto" w:sz="4" w:space="0"/>
+              </w:tblBorders>
+              <w:tblLayout w:type="fixed"/>
+              <w:tblCellMar>
+                <w:top w:w="0" w:type="dxa"/>
+                <w:left w:w="108" w:type="dxa"/>
+                <w:bottom w:w="0" w:type="dxa"/>
+                <w:right w:w="108" w:type="dxa"/>
+              </w:tblCellMar>
+            </w:tblPr>
+            <w:tblGrid>
+              <w:gridCol w:w="8406"/>
+            </w:tblGrid>
+            <w:tr>
+              <w:tblPrEx>
+                <w:tblBorders>
+                  <w:top w:val="single" w:color="auto" w:sz="4" w:space="0"/>
+                  <w:left w:val="single" w:color="auto" w:sz="4" w:space="0"/>
+                  <w:bottom w:val="single" w:color="auto" w:sz="4" w:space="0"/>
+                  <w:right w:val="single" w:color="auto" w:sz="4" w:space="0"/>
+                  <w:insideH w:val="single" w:color="auto" w:sz="4" w:space="0"/>
+                  <w:insideV w:val="single" w:color="auto" w:sz="4" w:space="0"/>
+                </w:tblBorders>
+                <w:tblCellMar>
+                  <w:top w:w="0" w:type="dxa"/>
+                  <w:left w:w="108" w:type="dxa"/>
+                  <w:bottom w:w="0" w:type="dxa"/>
+                  <w:right w:w="108" w:type="dxa"/>
+                </w:tblCellMar>
+              </w:tblPrEx>
+              <w:tc>
+                <w:tcPr>
+                  <w:tcW w:w="8406" w:type="dxa"/>
+                  <w:tcBorders>
+                    <w:top w:val="nil"/>
+                    <w:bottom w:val="nil"/>
+                    <w:right w:val="nil"/>
+                  </w:tcBorders>
+                </w:tcPr>
+                <w:p>
+                  <w:pPr>
+                    <w:rPr>
+                      <w:rFonts w:hint="eastAsia"/>
+                      <w:vertAlign w:val="baseline"/>
+                      <w:lang w:val="en-US" w:eastAsia="zh-CN"/>
+                    </w:rPr>
+                  </w:pPr>
+                  <w:r>
+                    <w:rPr>
+                      <w:rFonts w:hint="eastAsia"/>
+                      <w:vertAlign w:val="baseline"/>
+                      <w:lang w:val="en-US" w:eastAsia="zh-CN"/>
+                    </w:rPr>
+                    <w:drawing>
+                      <wp:anchor distT="0" distB="0" distL="114300" distR="114300" simplePos="0" relativeHeight="251659264" behindDoc="1" locked="0" layoutInCell="1" allowOverlap="1">
+                        <wp:simplePos x="0" y="0"/>
+                        <wp:positionH relativeFrom="column">
+                          <wp:posOffset>0</wp:posOffset>
+                        </wp:positionH>
+                        <wp:positionV relativeFrom="paragraph">
+                          <wp:posOffset>64770</wp:posOffset>
+                        </wp:positionV>
+                        <wp:extent cx="5199380" cy="3232150"/>
+                        <wp:effectExtent l="0" t="0" r="7620" b="6350"/>
+                        <wp:wrapTight wrapText="bothSides">
+                          <wp:wrapPolygon>
+                            <wp:start x="0" y="0"/>
+                            <wp:lineTo x="0" y="21558"/>
+                            <wp:lineTo x="21526" y="21558"/>
+                            <wp:lineTo x="21526" y="0"/>
+                            <wp:lineTo x="0" y="0"/>
+                          </wp:wrapPolygon>
+                        </wp:wrapTight>
+                        <wp:docPr id="5" name="图片 5" descr="fig_system_architecture"/>
+                        <wp:cNvGraphicFramePr>
+                          <a:graphicFrameLocks xmlns:a="http://schemas.openxmlformats.org/drawingml/2006/main" noChangeAspect="1"/>
+                        </wp:cNvGraphicFramePr>
+                        <a:graphic xmlns:a="http://schemas.openxmlformats.org/drawingml/2006/main">
+                          <a:graphicData uri="http://schemas.openxmlformats.org/drawingml/2006/picture">
+                            <pic:pic xmlns:pic="http://schemas.openxmlformats.org/drawingml/2006/picture">
+                              <pic:nvPicPr>
+                                <pic:cNvPr id="5" name="图片 5" descr="fig_system_architecture"/>
+                                <pic:cNvPicPr>
+                                  <a:picLocks noChangeAspect="1"/>
+                                </pic:cNvPicPr>
+                              </pic:nvPicPr>
+                              <pic:blipFill>
+                                <a:blip r:embed="rId8"/>
+                                <a:stretch>
+                                  <a:fillRect/>
+                                </a:stretch>
+                              </pic:blipFill>
+                              <pic:spPr>
+                                <a:xfrm>
+                                  <a:off x="0" y="0"/>
+                                  <a:ext cx="5199380" cy="3232150"/>
+                                </a:xfrm>
+                                <a:prstGeom prst="rect">
+                                  <a:avLst/>
+                                </a:prstGeom>
+                              </pic:spPr>
+                            </pic:pic>
+                          </a:graphicData>
+                        </a:graphic>
+                      </wp:anchor>
+                    </w:drawing>
+                  </w:r>
+                </w:p>
+              </w:tc>
+            </w:tr>
+            <w:tr>
+              <w:tblPrEx>
+                <w:tblBorders>
+                  <w:top w:val="single" w:color="auto" w:sz="4" w:space="0"/>
+                  <w:left w:val="single" w:color="auto" w:sz="4" w:space="0"/>
+                  <w:bottom w:val="single" w:color="auto" w:sz="4" w:space="0"/>
+                  <w:right w:val="single" w:color="auto" w:sz="4" w:space="0"/>
+                  <w:insideH w:val="single" w:color="auto" w:sz="4" w:space="0"/>
+                  <w:insideV w:val="single" w:color="auto" w:sz="4" w:space="0"/>
+                </w:tblBorders>
+                <w:tblCellMar>
+                  <w:top w:w="0" w:type="dxa"/>
+                  <w:left w:w="108" w:type="dxa"/>
+                  <w:bottom w:w="0" w:type="dxa"/>
+                  <w:right w:w="108" w:type="dxa"/>
+                </w:tblCellMar>
+              </w:tblPrEx>
+              <w:tc>
+                <w:tcPr>
+                  <w:tcW w:w="8406" w:type="dxa"/>
+                  <w:tcBorders>
+                    <w:top w:val="nil"/>
+                    <w:left w:val="nil"/>
+                    <w:bottom w:val="nil"/>
+                    <w:right w:val="nil"/>
+                  </w:tcBorders>
+                </w:tcPr>
+                <w:p>
+                  <w:pPr>
+                    <w:jc w:val="center"/>
+                    <w:rPr>
+                      <w:rFonts w:hint="default"/>
+                      <w:vertAlign w:val="baseline"/>
+                      <w:lang w:val="en-US" w:eastAsia="zh-CN"/>
+                    </w:rPr>
+                  </w:pPr>
+                  <w:r>
+                    <w:rPr>
+                      <w:rFonts w:hint="eastAsia"/>
+                      <w:sz w:val="20"/>
+                      <w:szCs w:val="20"/>
+                      <w:vertAlign w:val="baseline"/>
+                      <w:lang w:val="en-US" w:eastAsia="zh-CN"/>
+                    </w:rPr>
+                    <w:t>图 2 系统总体架构图</w:t>
+                  </w:r>
+                </w:p>
+              </w:tc>
+            </w:tr>
+          </w:tbl>
           <w:p>
             <w:pPr>
               <w:ind w:firstLine="420" w:firstLineChars="200"/>
               <w:rPr>
+                <w:rFonts w:hint="eastAsia"/>
+                <w:lang w:val="en-US" w:eastAsia="zh-CN"/>
+              </w:rPr>
+            </w:pPr>
+            <w:r>
+              <w:rPr>
+                <w:rFonts w:hint="eastAsia"/>
+                <w:lang w:val="en-US" w:eastAsia="zh-CN"/>
+              </w:rPr>
+              <w:t>图 2 展示了本研究实现的 AutoChip 风格 RTL 自动生成与自修复系统的总体架构。系统以 VerilogEval-Human 基准测试集作为任务输入，经任务加载器读取后，由提示词构建器生成零样本提示词或反馈提示词，发送至 LLM 客户端调用 Anthropic Claude API。LLM 返回的原始响应经 Verilog 提取器提取代码块后，依次送入 iverilog 编译器和 vvp 仿真器进行验证。评分器根据仿真匹配率计算连续评分，反馈循环控制器根据评分结果决定是否构造 succinct feedback 提示词进入下一轮迭代修复。整个流程形成完整的生成—验证—反馈闭环。</w:t>
+            </w:r>
+          </w:p>
+          <w:tbl>
+            <w:tblPr>
+              <w:tblStyle w:val="21"/>
+              <w:tblW w:w="0" w:type="auto"/>
+              <w:tblInd w:w="0" w:type="dxa"/>
+              <w:tblBorders>
+                <w:top w:val="single" w:color="auto" w:sz="4" w:space="0"/>
+                <w:left w:val="single" w:color="auto" w:sz="4" w:space="0"/>
+                <w:bottom w:val="single" w:color="auto" w:sz="4" w:space="0"/>
+                <w:right w:val="single" w:color="auto" w:sz="4" w:space="0"/>
+                <w:insideH w:val="single" w:color="auto" w:sz="4" w:space="0"/>
+                <w:insideV w:val="single" w:color="auto" w:sz="4" w:space="0"/>
+              </w:tblBorders>
+              <w:tblLayout w:type="fixed"/>
+              <w:tblCellMar>
+                <w:top w:w="0" w:type="dxa"/>
+                <w:left w:w="108" w:type="dxa"/>
+                <w:bottom w:w="0" w:type="dxa"/>
+                <w:right w:w="108" w:type="dxa"/>
+              </w:tblCellMar>
+            </w:tblPr>
+            <w:tblGrid>
+              <w:gridCol w:w="8406"/>
+            </w:tblGrid>
+            <w:tr>
+              <w:tblPrEx>
+                <w:tblBorders>
+                  <w:top w:val="single" w:color="auto" w:sz="4" w:space="0"/>
+                  <w:left w:val="single" w:color="auto" w:sz="4" w:space="0"/>
+                  <w:bottom w:val="single" w:color="auto" w:sz="4" w:space="0"/>
+                  <w:right w:val="single" w:color="auto" w:sz="4" w:space="0"/>
+                  <w:insideH w:val="single" w:color="auto" w:sz="4" w:space="0"/>
+                  <w:insideV w:val="single" w:color="auto" w:sz="4" w:space="0"/>
+                </w:tblBorders>
+                <w:tblCellMar>
+                  <w:top w:w="0" w:type="dxa"/>
+                  <w:left w:w="108" w:type="dxa"/>
+                  <w:bottom w:w="0" w:type="dxa"/>
+                  <w:right w:w="108" w:type="dxa"/>
+                </w:tblCellMar>
+              </w:tblPrEx>
+              <w:trPr>
+                <w:trHeight w:val="4512" w:hRule="atLeast"/>
+              </w:trPr>
+              <w:tc>
+                <w:tcPr>
+                  <w:tcW w:w="8406" w:type="dxa"/>
+                  <w:tcBorders>
+                    <w:top w:val="nil"/>
+                    <w:bottom w:val="nil"/>
+                    <w:right w:val="nil"/>
+                  </w:tcBorders>
+                </w:tcPr>
+                <w:p>
+                  <w:pPr>
+                    <w:jc w:val="center"/>
+                    <w:rPr>
+                      <w:rFonts w:hint="eastAsia"/>
+                      <w:vertAlign w:val="baseline"/>
+                      <w:lang w:val="en-US" w:eastAsia="zh-CN"/>
+                    </w:rPr>
+                  </w:pPr>
+                  <w:r>
+                    <w:rPr>
+                      <w:rFonts w:hint="eastAsia"/>
+                      <w:vertAlign w:val="baseline"/>
+                      <w:lang w:val="en-US" w:eastAsia="zh-CN"/>
+                    </w:rPr>
+                    <w:drawing>
+                      <wp:anchor distT="0" distB="0" distL="114300" distR="114300" simplePos="0" relativeHeight="251662336" behindDoc="1" locked="0" layoutInCell="1" allowOverlap="1">
+                        <wp:simplePos x="0" y="0"/>
+                        <wp:positionH relativeFrom="column">
+                          <wp:posOffset>0</wp:posOffset>
+                        </wp:positionH>
+                        <wp:positionV relativeFrom="paragraph">
+                          <wp:posOffset>-5570855</wp:posOffset>
+                        </wp:positionV>
+                        <wp:extent cx="5239385" cy="2834005"/>
+                        <wp:effectExtent l="0" t="0" r="5715" b="10795"/>
+                        <wp:wrapTight wrapText="bothSides">
+                          <wp:wrapPolygon>
+                            <wp:start x="0" y="0"/>
+                            <wp:lineTo x="0" y="21489"/>
+                            <wp:lineTo x="21571" y="21489"/>
+                            <wp:lineTo x="21571" y="0"/>
+                            <wp:lineTo x="0" y="0"/>
+                          </wp:wrapPolygon>
+                        </wp:wrapTight>
+                        <wp:docPr id="7" name="图片 7" descr="tab_module_mapping"/>
+                        <wp:cNvGraphicFramePr>
+                          <a:graphicFrameLocks xmlns:a="http://schemas.openxmlformats.org/drawingml/2006/main" noChangeAspect="1"/>
+                        </wp:cNvGraphicFramePr>
+                        <a:graphic xmlns:a="http://schemas.openxmlformats.org/drawingml/2006/main">
+                          <a:graphicData uri="http://schemas.openxmlformats.org/drawingml/2006/picture">
+                            <pic:pic xmlns:pic="http://schemas.openxmlformats.org/drawingml/2006/picture">
+                              <pic:nvPicPr>
+                                <pic:cNvPr id="7" name="图片 7" descr="tab_module_mapping"/>
+                                <pic:cNvPicPr>
+                                  <a:picLocks noChangeAspect="1"/>
+                                </pic:cNvPicPr>
+                              </pic:nvPicPr>
+                              <pic:blipFill>
+                                <a:blip r:embed="rId9"/>
+                                <a:stretch>
+                                  <a:fillRect/>
+                                </a:stretch>
+                              </pic:blipFill>
+                              <pic:spPr>
+                                <a:xfrm>
+                                  <a:off x="0" y="0"/>
+                                  <a:ext cx="5239385" cy="2834005"/>
+                                </a:xfrm>
+                                <a:prstGeom prst="rect">
+                                  <a:avLst/>
+                                </a:prstGeom>
+                              </pic:spPr>
+                            </pic:pic>
+                          </a:graphicData>
+                        </a:graphic>
+                      </wp:anchor>
+                    </w:drawing>
+                  </w:r>
+                </w:p>
+              </w:tc>
+            </w:tr>
+            <w:tr>
+              <w:tblPrEx>
+                <w:tblBorders>
+                  <w:top w:val="single" w:color="auto" w:sz="4" w:space="0"/>
+                  <w:left w:val="single" w:color="auto" w:sz="4" w:space="0"/>
+                  <w:bottom w:val="single" w:color="auto" w:sz="4" w:space="0"/>
+                  <w:right w:val="single" w:color="auto" w:sz="4" w:space="0"/>
+                  <w:insideH w:val="single" w:color="auto" w:sz="4" w:space="0"/>
+                  <w:insideV w:val="single" w:color="auto" w:sz="4" w:space="0"/>
+                </w:tblBorders>
+                <w:tblCellMar>
+                  <w:top w:w="0" w:type="dxa"/>
+                  <w:left w:w="108" w:type="dxa"/>
+                  <w:bottom w:w="0" w:type="dxa"/>
+                  <w:right w:w="108" w:type="dxa"/>
+                </w:tblCellMar>
+              </w:tblPrEx>
+              <w:tc>
+                <w:tcPr>
+                  <w:tcW w:w="8406" w:type="dxa"/>
+                  <w:tcBorders>
+                    <w:top w:val="nil"/>
+                    <w:left w:val="nil"/>
+                    <w:bottom w:val="nil"/>
+                    <w:right w:val="nil"/>
+                  </w:tcBorders>
+                </w:tcPr>
+                <w:p>
+                  <w:pPr>
+                    <w:jc w:val="center"/>
+                    <w:rPr>
+                      <w:rFonts w:hint="default"/>
+                      <w:vertAlign w:val="baseline"/>
+                      <w:lang w:val="en-US" w:eastAsia="zh-CN"/>
+                    </w:rPr>
+                  </w:pPr>
+                  <w:r>
+                    <w:rPr>
+                      <w:rFonts w:hint="eastAsia"/>
+                      <w:sz w:val="20"/>
+                      <w:szCs w:val="20"/>
+                      <w:vertAlign w:val="baseline"/>
+                      <w:lang w:val="en-US" w:eastAsia="zh-CN"/>
+                    </w:rPr>
+                    <w:t>图 3 项目模块与代码文件映射表</w:t>
+                  </w:r>
+                </w:p>
+              </w:tc>
+            </w:tr>
+          </w:tbl>
+          <w:p>
+            <w:pPr>
+              <w:ind w:firstLine="420" w:firstLineChars="200"/>
+              <w:rPr>
                 <w:rFonts w:hint="default"/>
                 <w:lang w:val="en-US" w:eastAsia="zh-CN"/>
               </w:rPr>
@@ -1874,17 +2447,26 @@
             <w:pPr>
               <w:ind w:firstLine="420" w:firstLineChars="200"/>
               <w:rPr>
+                <w:rFonts w:hint="eastAsia"/>
+                <w:lang w:val="en-US" w:eastAsia="zh-CN"/>
+              </w:rPr>
+            </w:pPr>
+            <w:r>
+              <w:rPr>
+                <w:rFonts w:hint="eastAsia"/>
+                <w:lang w:val="en-US" w:eastAsia="zh-CN"/>
+              </w:rPr>
+              <w:t>（4）连续评分机制。采用 -2.0 到 1.0 的连续评分标度，而非简单的通过/失败二元判断。这使得系统能够追踪代码质量的渐进改善，即使代码尚未完全通过所有测试，也能观察到匹配率的提升趋势。</w:t>
+            </w:r>
+          </w:p>
+          <w:p>
+            <w:pPr>
+              <w:ind w:firstLine="420" w:firstLineChars="200"/>
+              <w:rPr>
                 <w:rFonts w:hint="default"/>
                 <w:lang w:val="en-US" w:eastAsia="zh-CN"/>
               </w:rPr>
             </w:pPr>
-            <w:r>
-              <w:rPr>
-                <w:rFonts w:hint="eastAsia"/>
-                <w:lang w:val="en-US" w:eastAsia="zh-CN"/>
-              </w:rPr>
-              <w:t>（4）连续评分机制。采用 -2.0 到 1.0 的连续评分标度，而非简单的通过/失败二元判断。这使得系统能够追踪代码质量的渐进改善，即使代码尚未完全通过所有测试，也能观察到匹配率的提升趋势。</w:t>
-            </w:r>
           </w:p>
           <w:p>
             <w:pPr>
@@ -1913,6 +2495,183 @@
               </w:rPr>
               <w:t>本研究的核心实验采用对照实验设计，比较零样本生成（Zero-shot）与反馈循环（Feedback Loop）两种方法在相同题目集上的表现。零样本条件下，系统仅生成 1 个候选（k=1），不进行任何迭代（max_iterations=1）；反馈循环条件下，系统每轮生成 3 个候选（k=3），最多迭代 5 轮（max_iterations=5）。两种条件使用相同的 LLM 模型、温度参数（0.7）和题目集（VerilogEval-Human 20 题子集），确保实验的可比性。主要评价指标为通过率（Pass Rate），即完全通过所有测试向量的题目占总题目数的比例。</w:t>
             </w:r>
+          </w:p>
+          <w:tbl>
+            <w:tblPr>
+              <w:tblStyle w:val="21"/>
+              <w:tblW w:w="0" w:type="auto"/>
+              <w:tblInd w:w="5" w:type="dxa"/>
+              <w:tblBorders>
+                <w:top w:val="none" w:color="auto" w:sz="0" w:space="0"/>
+                <w:left w:val="none" w:color="auto" w:sz="0" w:space="0"/>
+                <w:bottom w:val="none" w:color="auto" w:sz="0" w:space="0"/>
+                <w:right w:val="none" w:color="auto" w:sz="0" w:space="0"/>
+                <w:insideH w:val="none" w:color="auto" w:sz="0" w:space="0"/>
+                <w:insideV w:val="none" w:color="auto" w:sz="0" w:space="0"/>
+              </w:tblBorders>
+              <w:tblLayout w:type="fixed"/>
+              <w:tblCellMar>
+                <w:top w:w="0" w:type="dxa"/>
+                <w:left w:w="108" w:type="dxa"/>
+                <w:bottom w:w="0" w:type="dxa"/>
+                <w:right w:w="108" w:type="dxa"/>
+              </w:tblCellMar>
+            </w:tblPr>
+            <w:tblGrid>
+              <w:gridCol w:w="8406"/>
+            </w:tblGrid>
+            <w:tr>
+              <w:tblPrEx>
+                <w:tblBorders>
+                  <w:top w:val="none" w:color="auto" w:sz="0" w:space="0"/>
+                  <w:left w:val="none" w:color="auto" w:sz="0" w:space="0"/>
+                  <w:bottom w:val="none" w:color="auto" w:sz="0" w:space="0"/>
+                  <w:right w:val="none" w:color="auto" w:sz="0" w:space="0"/>
+                  <w:insideH w:val="none" w:color="auto" w:sz="0" w:space="0"/>
+                  <w:insideV w:val="none" w:color="auto" w:sz="0" w:space="0"/>
+                </w:tblBorders>
+                <w:tblCellMar>
+                  <w:top w:w="0" w:type="dxa"/>
+                  <w:left w:w="108" w:type="dxa"/>
+                  <w:bottom w:w="0" w:type="dxa"/>
+                  <w:right w:w="108" w:type="dxa"/>
+                </w:tblCellMar>
+              </w:tblPrEx>
+              <w:tc>
+                <w:tcPr>
+                  <w:tcW w:w="8406" w:type="dxa"/>
+                  <w:tcBorders>
+                    <w:tl2br w:val="nil"/>
+                    <w:tr2bl w:val="nil"/>
+                  </w:tcBorders>
+                </w:tcPr>
+                <w:p>
+                  <w:pPr>
+                    <w:rPr>
+                      <w:rFonts w:hint="eastAsia"/>
+                      <w:vertAlign w:val="baseline"/>
+                      <w:lang w:val="en-US" w:eastAsia="zh-CN"/>
+                    </w:rPr>
+                  </w:pPr>
+                  <w:r>
+                    <w:rPr>
+                      <w:rFonts w:hint="eastAsia"/>
+                      <w:vertAlign w:val="baseline"/>
+                      <w:lang w:val="en-US" w:eastAsia="zh-CN"/>
+                    </w:rPr>
+                    <w:drawing>
+                      <wp:anchor distT="0" distB="0" distL="114300" distR="114300" simplePos="0" relativeHeight="251661312" behindDoc="1" locked="0" layoutInCell="1" allowOverlap="1">
+                        <wp:simplePos x="0" y="0"/>
+                        <wp:positionH relativeFrom="column">
+                          <wp:posOffset>0</wp:posOffset>
+                        </wp:positionH>
+                        <wp:positionV relativeFrom="paragraph">
+                          <wp:posOffset>69850</wp:posOffset>
+                        </wp:positionV>
+                        <wp:extent cx="5193665" cy="2828925"/>
+                        <wp:effectExtent l="0" t="0" r="635" b="3175"/>
+                        <wp:wrapTight wrapText="bothSides">
+                          <wp:wrapPolygon>
+                            <wp:start x="0" y="0"/>
+                            <wp:lineTo x="0" y="21527"/>
+                            <wp:lineTo x="21550" y="21527"/>
+                            <wp:lineTo x="21550" y="0"/>
+                            <wp:lineTo x="0" y="0"/>
+                          </wp:wrapPolygon>
+                        </wp:wrapTight>
+                        <wp:docPr id="8" name="图片 8" descr="tab_experiment_config"/>
+                        <wp:cNvGraphicFramePr>
+                          <a:graphicFrameLocks xmlns:a="http://schemas.openxmlformats.org/drawingml/2006/main" noChangeAspect="1"/>
+                        </wp:cNvGraphicFramePr>
+                        <a:graphic xmlns:a="http://schemas.openxmlformats.org/drawingml/2006/main">
+                          <a:graphicData uri="http://schemas.openxmlformats.org/drawingml/2006/picture">
+                            <pic:pic xmlns:pic="http://schemas.openxmlformats.org/drawingml/2006/picture">
+                              <pic:nvPicPr>
+                                <pic:cNvPr id="8" name="图片 8" descr="tab_experiment_config"/>
+                                <pic:cNvPicPr>
+                                  <a:picLocks noChangeAspect="1"/>
+                                </pic:cNvPicPr>
+                              </pic:nvPicPr>
+                              <pic:blipFill>
+                                <a:blip r:embed="rId10"/>
+                                <a:stretch>
+                                  <a:fillRect/>
+                                </a:stretch>
+                              </pic:blipFill>
+                              <pic:spPr>
+                                <a:xfrm>
+                                  <a:off x="0" y="0"/>
+                                  <a:ext cx="5193665" cy="2828925"/>
+                                </a:xfrm>
+                                <a:prstGeom prst="rect">
+                                  <a:avLst/>
+                                </a:prstGeom>
+                              </pic:spPr>
+                            </pic:pic>
+                          </a:graphicData>
+                        </a:graphic>
+                      </wp:anchor>
+                    </w:drawing>
+                  </w:r>
+                </w:p>
+              </w:tc>
+            </w:tr>
+            <w:tr>
+              <w:tblPrEx>
+                <w:tblBorders>
+                  <w:top w:val="none" w:color="auto" w:sz="0" w:space="0"/>
+                  <w:left w:val="none" w:color="auto" w:sz="0" w:space="0"/>
+                  <w:bottom w:val="none" w:color="auto" w:sz="0" w:space="0"/>
+                  <w:right w:val="none" w:color="auto" w:sz="0" w:space="0"/>
+                  <w:insideH w:val="none" w:color="auto" w:sz="0" w:space="0"/>
+                  <w:insideV w:val="none" w:color="auto" w:sz="0" w:space="0"/>
+                </w:tblBorders>
+                <w:tblCellMar>
+                  <w:top w:w="0" w:type="dxa"/>
+                  <w:left w:w="108" w:type="dxa"/>
+                  <w:bottom w:w="0" w:type="dxa"/>
+                  <w:right w:w="108" w:type="dxa"/>
+                </w:tblCellMar>
+              </w:tblPrEx>
+              <w:tc>
+                <w:tcPr>
+                  <w:tcW w:w="8406" w:type="dxa"/>
+                  <w:tcBorders>
+                    <w:tl2br w:val="nil"/>
+                    <w:tr2bl w:val="nil"/>
+                  </w:tcBorders>
+                </w:tcPr>
+                <w:p>
+                  <w:pPr>
+                    <w:jc w:val="center"/>
+                    <w:rPr>
+                      <w:rFonts w:hint="default"/>
+                      <w:vertAlign w:val="baseline"/>
+                      <w:lang w:val="en-US" w:eastAsia="zh-CN"/>
+                    </w:rPr>
+                  </w:pPr>
+                  <w:r>
+                    <w:rPr>
+                      <w:rFonts w:hint="eastAsia"/>
+                      <w:sz w:val="20"/>
+                      <w:szCs w:val="20"/>
+                      <w:vertAlign w:val="baseline"/>
+                      <w:lang w:val="en-US" w:eastAsia="zh-CN"/>
+                    </w:rPr>
+                    <w:t>图4 实验设置汇总</w:t>
+                  </w:r>
+                </w:p>
+              </w:tc>
+            </w:tr>
+          </w:tbl>
+          <w:p>
+            <w:pPr>
+              <w:ind w:firstLine="420" w:firstLineChars="200"/>
+              <w:rPr>
+                <w:rFonts w:hint="eastAsia"/>
+                <w:lang w:val="en-US" w:eastAsia="zh-CN"/>
+              </w:rPr>
+            </w:pPr>
           </w:p>
           <w:p>
             <w:pPr>
@@ -2327,7 +3086,21 @@
                 <w:rFonts w:hint="default"/>
                 <w:lang w:val="en-US" w:eastAsia="zh-CN"/>
               </w:rPr>
-              <w:t>实验参数设置如下：温度 temperature=0.7，零样本条件 k=1、max_iterations=1，反馈循环条件 k=3、max_iterations=5。实验过程中未出现任何 API 错误，20 道题目均获得了有效的实验结果。</w:t>
+              <w:t>实验参数设置如下：温度 temperature=0.7，零样本条件 k=1、max_iterations=1，反馈循环条件 k=3、max_iterations=5。</w:t>
+            </w:r>
+            <w:r>
+              <w:rPr>
+                <w:rFonts w:hint="eastAsia"/>
+                <w:lang w:val="en-US" w:eastAsia="zh-CN"/>
+              </w:rPr>
+              <w:t>更细节的配置已在2.3 实验设计中提到。</w:t>
+            </w:r>
+            <w:r>
+              <w:rPr>
+                <w:rFonts w:hint="default"/>
+                <w:lang w:val="en-US" w:eastAsia="zh-CN"/>
+              </w:rPr>
+              <w:t>实验过程中未出现任何 API 错误，20 道题目均获得了有效的实验结果。</w:t>
             </w:r>
           </w:p>
           <w:p>
@@ -2392,6 +3165,10 @@
             <w:pPr>
               <w:spacing w:after="120"/>
               <w:ind w:firstLine="420" w:firstLineChars="200"/>
+              <w:rPr>
+                <w:rFonts w:hint="eastAsia"/>
+                <w:lang w:val="en-US" w:eastAsia="zh-CN"/>
+              </w:rPr>
             </w:pPr>
             <w:r>
               <w:rPr>
@@ -2421,6 +3198,16 @@
               </w:rPr>
               <w:t>。实验参数设置为：温度 0.7，零样本条件 k=1、不迭代，反馈循环条件 k=3、最多迭代 5 轮。</w:t>
             </w:r>
+          </w:p>
+          <w:p>
+            <w:pPr>
+              <w:spacing w:after="120"/>
+              <w:ind w:firstLine="420" w:firstLineChars="200"/>
+              <w:rPr>
+                <w:rFonts w:hint="eastAsia"/>
+                <w:lang w:val="en-US" w:eastAsia="zh-CN"/>
+              </w:rPr>
+            </w:pPr>
           </w:p>
           <w:tbl>
             <w:tblPr>
@@ -2809,7 +3596,7 @@
                           </pic:cNvPicPr>
                         </pic:nvPicPr>
                         <pic:blipFill>
-                          <a:blip r:embed="rId7"/>
+                          <a:blip r:embed="rId11"/>
                           <a:stretch>
                             <a:fillRect/>
                           </a:stretch>
@@ -2840,14 +3627,25 @@
                 <w:b w:val="0"/>
                 <w:sz w:val="20"/>
               </w:rPr>
-              <w:t>图 1  零样本与反馈循环通过率对比柱状图</w:t>
-            </w:r>
-          </w:p>
-          <w:p>
-            <w:pPr>
-              <w:pStyle w:val="62"/>
-              <w:jc w:val="both"/>
-            </w:pPr>
+              <w:t xml:space="preserve">图 </w:t>
+            </w:r>
+            <w:r>
+              <w:rPr>
+                <w:rFonts w:hint="eastAsia" w:ascii="宋体" w:hAnsi="宋体"/>
+                <w:b w:val="0"/>
+                <w:sz w:val="20"/>
+                <w:lang w:val="en-US" w:eastAsia="zh-CN"/>
+              </w:rPr>
+              <w:t>5</w:t>
+            </w:r>
+            <w:r>
+              <w:rPr>
+                <w:rFonts w:ascii="宋体" w:hAnsi="宋体" w:eastAsia="宋体"/>
+                <w:b w:val="0"/>
+                <w:sz w:val="20"/>
+              </w:rPr>
+              <w:t xml:space="preserve">  零样本与反馈循环通过率对比柱状图</w:t>
+            </w:r>
           </w:p>
           <w:p>
             <w:pPr>
@@ -6613,7 +7411,7 @@
                           </pic:cNvPicPr>
                         </pic:nvPicPr>
                         <pic:blipFill>
-                          <a:blip r:embed="rId8"/>
+                          <a:blip r:embed="rId12"/>
                           <a:stretch>
                             <a:fillRect/>
                           </a:stretch>
@@ -6637,6 +7435,11 @@
           <w:p>
             <w:pPr>
               <w:jc w:val="center"/>
+              <w:rPr>
+                <w:rFonts w:hint="default" w:hAnsi="Cambria Math"/>
+                <w:i w:val="0"/>
+                <w:lang w:val="en-US" w:eastAsia="zh-CN"/>
+              </w:rPr>
             </w:pPr>
             <w:r>
               <w:rPr>
@@ -6644,18 +7447,25 @@
                 <w:b w:val="0"/>
                 <w:sz w:val="20"/>
               </w:rPr>
-              <w:t>图 2  各题目零样本与反馈循环 Rank 得分对比</w:t>
-            </w:r>
-          </w:p>
-          <w:p>
-            <w:pPr>
-              <w:ind w:firstLine="420" w:firstLineChars="200"/>
-              <w:rPr>
-                <w:rFonts w:hint="default" w:hAnsi="Cambria Math"/>
-                <w:i w:val="0"/>
-                <w:lang w:val="en-US" w:eastAsia="zh-CN"/>
-              </w:rPr>
-            </w:pPr>
+              <w:t xml:space="preserve">图 </w:t>
+            </w:r>
+            <w:r>
+              <w:rPr>
+                <w:rFonts w:hint="eastAsia" w:ascii="宋体" w:hAnsi="宋体"/>
+                <w:b w:val="0"/>
+                <w:sz w:val="20"/>
+                <w:lang w:val="en-US" w:eastAsia="zh-CN"/>
+              </w:rPr>
+              <w:t>6</w:t>
+            </w:r>
+            <w:r>
+              <w:rPr>
+                <w:rFonts w:ascii="宋体" w:hAnsi="宋体" w:eastAsia="宋体"/>
+                <w:b w:val="0"/>
+                <w:sz w:val="20"/>
+              </w:rPr>
+              <w:t xml:space="preserve">  各题目零样本与反馈循环 Rank 得分对比</w:t>
+            </w:r>
           </w:p>
           <w:p>
             <w:pPr>
@@ -6707,6 +7517,158 @@
               <w:t>案例一：Prob109_fsm1（简单有限状态机，反馈修复成功）。该题要求实现一个具有特定状态转移规则的有限状态机。零样本生成的代码 Rank 得分为 0.0，表明仿真结果与参考模型完全不匹配。分析表明，LLM 在首次生成时对状态转移条件的理解存在偏差，导致状态机在所有输入组合下的行为都与预期不符。反馈循环在第 2 轮迭代中，通过仿真错误信息（大量不匹配样本）引导 LLM 重新审视状态转移逻辑，成功修正了状态转移条件，代码通过所有测试。这一案例说明，当错误源于可定位的逻辑错误时，反馈循环能够有效引导 LLM 进行修复。</w:t>
             </w:r>
           </w:p>
+          <w:tbl>
+            <w:tblPr>
+              <w:tblStyle w:val="21"/>
+              <w:tblW w:w="0" w:type="auto"/>
+              <w:tblInd w:w="5" w:type="dxa"/>
+              <w:tblBorders>
+                <w:top w:val="none" w:color="auto" w:sz="0" w:space="0"/>
+                <w:left w:val="none" w:color="auto" w:sz="0" w:space="0"/>
+                <w:bottom w:val="none" w:color="auto" w:sz="0" w:space="0"/>
+                <w:right w:val="none" w:color="auto" w:sz="0" w:space="0"/>
+                <w:insideH w:val="none" w:color="auto" w:sz="0" w:space="0"/>
+                <w:insideV w:val="none" w:color="auto" w:sz="0" w:space="0"/>
+              </w:tblBorders>
+              <w:tblLayout w:type="fixed"/>
+              <w:tblCellMar>
+                <w:top w:w="0" w:type="dxa"/>
+                <w:left w:w="108" w:type="dxa"/>
+                <w:bottom w:w="0" w:type="dxa"/>
+                <w:right w:w="108" w:type="dxa"/>
+              </w:tblCellMar>
+            </w:tblPr>
+            <w:tblGrid>
+              <w:gridCol w:w="8406"/>
+            </w:tblGrid>
+            <w:tr>
+              <w:tblPrEx>
+                <w:tblBorders>
+                  <w:top w:val="none" w:color="auto" w:sz="0" w:space="0"/>
+                  <w:left w:val="none" w:color="auto" w:sz="0" w:space="0"/>
+                  <w:bottom w:val="none" w:color="auto" w:sz="0" w:space="0"/>
+                  <w:right w:val="none" w:color="auto" w:sz="0" w:space="0"/>
+                  <w:insideH w:val="none" w:color="auto" w:sz="0" w:space="0"/>
+                  <w:insideV w:val="none" w:color="auto" w:sz="0" w:space="0"/>
+                </w:tblBorders>
+                <w:tblCellMar>
+                  <w:top w:w="0" w:type="dxa"/>
+                  <w:left w:w="108" w:type="dxa"/>
+                  <w:bottom w:w="0" w:type="dxa"/>
+                  <w:right w:w="108" w:type="dxa"/>
+                </w:tblCellMar>
+              </w:tblPrEx>
+              <w:tc>
+                <w:tcPr>
+                  <w:tcW w:w="8406" w:type="dxa"/>
+                  <w:tcBorders>
+                    <w:tl2br w:val="nil"/>
+                    <w:tr2bl w:val="nil"/>
+                  </w:tcBorders>
+                </w:tcPr>
+                <w:p>
+                  <w:pPr>
+                    <w:jc w:val="center"/>
+                    <w:rPr>
+                      <w:rFonts w:hint="eastAsia"/>
+                      <w:vertAlign w:val="baseline"/>
+                      <w:lang w:val="en-US" w:eastAsia="zh-CN"/>
+                    </w:rPr>
+                  </w:pPr>
+                  <w:r>
+                    <w:drawing>
+                      <wp:inline distT="0" distB="0" distL="114300" distR="114300">
+                        <wp:extent cx="3729355" cy="2465070"/>
+                        <wp:effectExtent l="0" t="0" r="4445" b="11430"/>
+                        <wp:docPr id="10" name="图片 2"/>
+                        <wp:cNvGraphicFramePr>
+                          <a:graphicFrameLocks xmlns:a="http://schemas.openxmlformats.org/drawingml/2006/main" noChangeAspect="1"/>
+                        </wp:cNvGraphicFramePr>
+                        <a:graphic xmlns:a="http://schemas.openxmlformats.org/drawingml/2006/main">
+                          <a:graphicData uri="http://schemas.openxmlformats.org/drawingml/2006/picture">
+                            <pic:pic xmlns:pic="http://schemas.openxmlformats.org/drawingml/2006/picture">
+                              <pic:nvPicPr>
+                                <pic:cNvPr id="10" name="图片 2"/>
+                                <pic:cNvPicPr>
+                                  <a:picLocks noChangeAspect="1"/>
+                                </pic:cNvPicPr>
+                              </pic:nvPicPr>
+                              <pic:blipFill>
+                                <a:blip r:embed="rId13"/>
+                                <a:stretch>
+                                  <a:fillRect/>
+                                </a:stretch>
+                              </pic:blipFill>
+                              <pic:spPr>
+                                <a:xfrm>
+                                  <a:off x="0" y="0"/>
+                                  <a:ext cx="3729355" cy="2465070"/>
+                                </a:xfrm>
+                                <a:prstGeom prst="rect">
+                                  <a:avLst/>
+                                </a:prstGeom>
+                                <a:noFill/>
+                                <a:ln>
+                                  <a:noFill/>
+                                </a:ln>
+                              </pic:spPr>
+                            </pic:pic>
+                          </a:graphicData>
+                        </a:graphic>
+                      </wp:inline>
+                    </w:drawing>
+                  </w:r>
+                </w:p>
+              </w:tc>
+            </w:tr>
+            <w:tr>
+              <w:tblPrEx>
+                <w:tblBorders>
+                  <w:top w:val="none" w:color="auto" w:sz="0" w:space="0"/>
+                  <w:left w:val="none" w:color="auto" w:sz="0" w:space="0"/>
+                  <w:bottom w:val="none" w:color="auto" w:sz="0" w:space="0"/>
+                  <w:right w:val="none" w:color="auto" w:sz="0" w:space="0"/>
+                  <w:insideH w:val="none" w:color="auto" w:sz="0" w:space="0"/>
+                  <w:insideV w:val="none" w:color="auto" w:sz="0" w:space="0"/>
+                </w:tblBorders>
+                <w:tblCellMar>
+                  <w:top w:w="0" w:type="dxa"/>
+                  <w:left w:w="108" w:type="dxa"/>
+                  <w:bottom w:w="0" w:type="dxa"/>
+                  <w:right w:w="108" w:type="dxa"/>
+                </w:tblCellMar>
+              </w:tblPrEx>
+              <w:tc>
+                <w:tcPr>
+                  <w:tcW w:w="8406" w:type="dxa"/>
+                  <w:tcBorders>
+                    <w:tl2br w:val="nil"/>
+                    <w:tr2bl w:val="nil"/>
+                  </w:tcBorders>
+                </w:tcPr>
+                <w:p>
+                  <w:pPr>
+                    <w:jc w:val="center"/>
+                    <w:rPr>
+                      <w:rFonts w:hint="default"/>
+                      <w:vertAlign w:val="baseline"/>
+                      <w:lang w:val="en-US" w:eastAsia="zh-CN"/>
+                    </w:rPr>
+                  </w:pPr>
+                  <w:r>
+                    <w:rPr>
+                      <w:rFonts w:hint="eastAsia"/>
+                      <w:sz w:val="20"/>
+                      <w:szCs w:val="20"/>
+                      <w:vertAlign w:val="baseline"/>
+                      <w:lang w:val="en-US" w:eastAsia="zh-CN"/>
+                    </w:rPr>
+                    <w:t>图 7 案例一迭代修复示意图</w:t>
+                  </w:r>
+                </w:p>
+              </w:tc>
+            </w:tr>
+          </w:tbl>
           <w:p>
             <w:pPr>
               <w:ind w:firstLine="420" w:firstLineChars="200"/>
@@ -6715,6 +7677,15 @@
                 <w:lang w:val="en-US" w:eastAsia="zh-CN"/>
               </w:rPr>
             </w:pPr>
+          </w:p>
+          <w:p>
+            <w:pPr>
+              <w:ind w:firstLine="420" w:firstLineChars="200"/>
+              <w:rPr>
+                <w:rFonts w:hint="eastAsia"/>
+                <w:lang w:val="en-US" w:eastAsia="zh-CN"/>
+              </w:rPr>
+            </w:pPr>
             <w:r>
               <w:rPr>
                 <w:rFonts w:hint="eastAsia"/>
@@ -6723,6 +7694,158 @@
               <w:t>案例二：Prob127_lemmings1（Lemmings 游戏状态机，反馈修复成功）。该题要求实现 Lemmings 游戏中角色的行为状态机，需要处理行走、坠落、方向切换等多个状态之间的转移。零样本生成的代码 Rank 得分为 63.8%，表明大部分状态转移逻辑正确，但约 36% 的测试向量存在不匹配。这是一个典型的接近正确的情况：代码的整体框架和大部分逻辑都是对的，只是在某些边界状态转移上存在细微错误。反馈循环在第 2 轮迭代中，利用仿真输出中的不匹配信息，精确定位并修复了边界条件错误，代码通过所有测试。这是反馈循环最理想的应用场景：代码已经接近正确，只需少量针对性修正。</w:t>
             </w:r>
           </w:p>
+          <w:tbl>
+            <w:tblPr>
+              <w:tblStyle w:val="21"/>
+              <w:tblW w:w="0" w:type="auto"/>
+              <w:tblInd w:w="5" w:type="dxa"/>
+              <w:tblBorders>
+                <w:top w:val="none" w:color="auto" w:sz="0" w:space="0"/>
+                <w:left w:val="none" w:color="auto" w:sz="0" w:space="0"/>
+                <w:bottom w:val="none" w:color="auto" w:sz="0" w:space="0"/>
+                <w:right w:val="none" w:color="auto" w:sz="0" w:space="0"/>
+                <w:insideH w:val="none" w:color="auto" w:sz="0" w:space="0"/>
+                <w:insideV w:val="none" w:color="auto" w:sz="0" w:space="0"/>
+              </w:tblBorders>
+              <w:tblLayout w:type="fixed"/>
+              <w:tblCellMar>
+                <w:top w:w="0" w:type="dxa"/>
+                <w:left w:w="108" w:type="dxa"/>
+                <w:bottom w:w="0" w:type="dxa"/>
+                <w:right w:w="108" w:type="dxa"/>
+              </w:tblCellMar>
+            </w:tblPr>
+            <w:tblGrid>
+              <w:gridCol w:w="8406"/>
+            </w:tblGrid>
+            <w:tr>
+              <w:tblPrEx>
+                <w:tblBorders>
+                  <w:top w:val="none" w:color="auto" w:sz="0" w:space="0"/>
+                  <w:left w:val="none" w:color="auto" w:sz="0" w:space="0"/>
+                  <w:bottom w:val="none" w:color="auto" w:sz="0" w:space="0"/>
+                  <w:right w:val="none" w:color="auto" w:sz="0" w:space="0"/>
+                  <w:insideH w:val="none" w:color="auto" w:sz="0" w:space="0"/>
+                  <w:insideV w:val="none" w:color="auto" w:sz="0" w:space="0"/>
+                </w:tblBorders>
+                <w:tblCellMar>
+                  <w:top w:w="0" w:type="dxa"/>
+                  <w:left w:w="108" w:type="dxa"/>
+                  <w:bottom w:w="0" w:type="dxa"/>
+                  <w:right w:w="108" w:type="dxa"/>
+                </w:tblCellMar>
+              </w:tblPrEx>
+              <w:tc>
+                <w:tcPr>
+                  <w:tcW w:w="8406" w:type="dxa"/>
+                  <w:tcBorders>
+                    <w:tl2br w:val="nil"/>
+                    <w:tr2bl w:val="nil"/>
+                  </w:tcBorders>
+                </w:tcPr>
+                <w:p>
+                  <w:pPr>
+                    <w:jc w:val="center"/>
+                    <w:rPr>
+                      <w:rFonts w:hint="eastAsia"/>
+                      <w:vertAlign w:val="baseline"/>
+                      <w:lang w:val="en-US" w:eastAsia="zh-CN"/>
+                    </w:rPr>
+                  </w:pPr>
+                  <w:r>
+                    <w:drawing>
+                      <wp:inline distT="0" distB="0" distL="114300" distR="114300">
+                        <wp:extent cx="4064000" cy="2730500"/>
+                        <wp:effectExtent l="0" t="0" r="0" b="0"/>
+                        <wp:docPr id="11" name="图片 3"/>
+                        <wp:cNvGraphicFramePr>
+                          <a:graphicFrameLocks xmlns:a="http://schemas.openxmlformats.org/drawingml/2006/main" noChangeAspect="1"/>
+                        </wp:cNvGraphicFramePr>
+                        <a:graphic xmlns:a="http://schemas.openxmlformats.org/drawingml/2006/main">
+                          <a:graphicData uri="http://schemas.openxmlformats.org/drawingml/2006/picture">
+                            <pic:pic xmlns:pic="http://schemas.openxmlformats.org/drawingml/2006/picture">
+                              <pic:nvPicPr>
+                                <pic:cNvPr id="11" name="图片 3"/>
+                                <pic:cNvPicPr>
+                                  <a:picLocks noChangeAspect="1"/>
+                                </pic:cNvPicPr>
+                              </pic:nvPicPr>
+                              <pic:blipFill>
+                                <a:blip r:embed="rId14"/>
+                                <a:stretch>
+                                  <a:fillRect/>
+                                </a:stretch>
+                              </pic:blipFill>
+                              <pic:spPr>
+                                <a:xfrm>
+                                  <a:off x="0" y="0"/>
+                                  <a:ext cx="4064000" cy="2730500"/>
+                                </a:xfrm>
+                                <a:prstGeom prst="rect">
+                                  <a:avLst/>
+                                </a:prstGeom>
+                                <a:noFill/>
+                                <a:ln>
+                                  <a:noFill/>
+                                </a:ln>
+                              </pic:spPr>
+                            </pic:pic>
+                          </a:graphicData>
+                        </a:graphic>
+                      </wp:inline>
+                    </w:drawing>
+                  </w:r>
+                </w:p>
+              </w:tc>
+            </w:tr>
+            <w:tr>
+              <w:tblPrEx>
+                <w:tblBorders>
+                  <w:top w:val="none" w:color="auto" w:sz="0" w:space="0"/>
+                  <w:left w:val="none" w:color="auto" w:sz="0" w:space="0"/>
+                  <w:bottom w:val="none" w:color="auto" w:sz="0" w:space="0"/>
+                  <w:right w:val="none" w:color="auto" w:sz="0" w:space="0"/>
+                  <w:insideH w:val="none" w:color="auto" w:sz="0" w:space="0"/>
+                  <w:insideV w:val="none" w:color="auto" w:sz="0" w:space="0"/>
+                </w:tblBorders>
+                <w:tblCellMar>
+                  <w:top w:w="0" w:type="dxa"/>
+                  <w:left w:w="108" w:type="dxa"/>
+                  <w:bottom w:w="0" w:type="dxa"/>
+                  <w:right w:w="108" w:type="dxa"/>
+                </w:tblCellMar>
+              </w:tblPrEx>
+              <w:tc>
+                <w:tcPr>
+                  <w:tcW w:w="8406" w:type="dxa"/>
+                  <w:tcBorders>
+                    <w:tl2br w:val="nil"/>
+                    <w:tr2bl w:val="nil"/>
+                  </w:tcBorders>
+                </w:tcPr>
+                <w:p>
+                  <w:pPr>
+                    <w:jc w:val="center"/>
+                    <w:rPr>
+                      <w:rFonts w:hint="default"/>
+                      <w:vertAlign w:val="baseline"/>
+                      <w:lang w:val="en-US" w:eastAsia="zh-CN"/>
+                    </w:rPr>
+                  </w:pPr>
+                  <w:r>
+                    <w:rPr>
+                      <w:rFonts w:hint="eastAsia"/>
+                      <w:sz w:val="20"/>
+                      <w:szCs w:val="20"/>
+                      <w:vertAlign w:val="baseline"/>
+                      <w:lang w:val="en-US" w:eastAsia="zh-CN"/>
+                    </w:rPr>
+                    <w:t>图8 案例二迭代修复示意图</w:t>
+                  </w:r>
+                </w:p>
+              </w:tc>
+            </w:tr>
+          </w:tbl>
           <w:p>
             <w:pPr>
               <w:ind w:firstLine="420" w:firstLineChars="200"/>
@@ -6731,6 +7854,15 @@
                 <w:lang w:val="en-US" w:eastAsia="zh-CN"/>
               </w:rPr>
             </w:pPr>
+          </w:p>
+          <w:p>
+            <w:pPr>
+              <w:ind w:firstLine="420" w:firstLineChars="200"/>
+              <w:rPr>
+                <w:rFonts w:hint="eastAsia"/>
+                <w:lang w:val="en-US" w:eastAsia="zh-CN"/>
+              </w:rPr>
+            </w:pPr>
             <w:r>
               <w:rPr>
                 <w:rFonts w:hint="eastAsia"/>
@@ -6739,6 +7871,146 @@
               <w:t>案例三：Prob140_fsm_hdlc（HDLC 帧协议状态机，反馈未能修复）。该题要求实现 HDLC（High-Level Data Link Control）协议的帧检测状态机，需要精确识别 flag 序列（01111110）、处理 bit stuffing（位填充）和检测 abort 条件。这是一个复杂的协议级状态机，涉及对连续比特流的精确模式匹配。零样本生成的代码 Rank 得分为 92.5%，已经非常接近正确。反馈循环经过 5 轮迭代，Rank 得分仅从 92.5% 微幅提升至 97.1%，始终未能达到 100%。分析表明，剩余的约 3% 错误涉及极端边界条件（如连续 flag 序列、abort 后的状态恢复等），这些场景在仿真的不匹配输出中难以直接定位。仿真器只报告哪些样本不匹配，但不指出为什么不匹配。LLM 需要对 HDLC 协议有全局性的深入理解才能修复这类错误，而仅凭局部的错误反馈信息不足以引导模型进行正确的修复。这揭示了反馈循环的一个重要局限：对于需要全局协议理解的深层逻辑错误，基于局部错误信息的迭代修复效果有限。</w:t>
             </w:r>
           </w:p>
+          <w:tbl>
+            <w:tblPr>
+              <w:tblStyle w:val="21"/>
+              <w:tblW w:w="0" w:type="auto"/>
+              <w:tblInd w:w="5" w:type="dxa"/>
+              <w:tblBorders>
+                <w:top w:val="none" w:color="auto" w:sz="0" w:space="0"/>
+                <w:left w:val="none" w:color="auto" w:sz="0" w:space="0"/>
+                <w:bottom w:val="none" w:color="auto" w:sz="0" w:space="0"/>
+                <w:right w:val="none" w:color="auto" w:sz="0" w:space="0"/>
+                <w:insideH w:val="none" w:color="auto" w:sz="0" w:space="0"/>
+                <w:insideV w:val="none" w:color="auto" w:sz="0" w:space="0"/>
+              </w:tblBorders>
+              <w:tblLayout w:type="fixed"/>
+              <w:tblCellMar>
+                <w:top w:w="0" w:type="dxa"/>
+                <w:left w:w="108" w:type="dxa"/>
+                <w:bottom w:w="0" w:type="dxa"/>
+                <w:right w:w="108" w:type="dxa"/>
+              </w:tblCellMar>
+            </w:tblPr>
+            <w:tblGrid>
+              <w:gridCol w:w="8406"/>
+            </w:tblGrid>
+            <w:tr>
+              <w:tblPrEx>
+                <w:tblBorders>
+                  <w:top w:val="none" w:color="auto" w:sz="0" w:space="0"/>
+                  <w:left w:val="none" w:color="auto" w:sz="0" w:space="0"/>
+                  <w:bottom w:val="none" w:color="auto" w:sz="0" w:space="0"/>
+                  <w:right w:val="none" w:color="auto" w:sz="0" w:space="0"/>
+                  <w:insideH w:val="none" w:color="auto" w:sz="0" w:space="0"/>
+                  <w:insideV w:val="none" w:color="auto" w:sz="0" w:space="0"/>
+                </w:tblBorders>
+              </w:tblPrEx>
+              <w:tc>
+                <w:tcPr>
+                  <w:tcW w:w="8406" w:type="dxa"/>
+                  <w:tcBorders>
+                    <w:tl2br w:val="nil"/>
+                    <w:tr2bl w:val="nil"/>
+                  </w:tcBorders>
+                </w:tcPr>
+                <w:p>
+                  <w:pPr>
+                    <w:jc w:val="center"/>
+                    <w:rPr>
+                      <w:rFonts w:hint="eastAsia"/>
+                      <w:vertAlign w:val="baseline"/>
+                      <w:lang w:val="en-US" w:eastAsia="zh-CN"/>
+                    </w:rPr>
+                  </w:pPr>
+                  <w:r>
+                    <w:drawing>
+                      <wp:inline distT="0" distB="0" distL="114300" distR="114300">
+                        <wp:extent cx="4210050" cy="2724150"/>
+                        <wp:effectExtent l="0" t="0" r="6350" b="6350"/>
+                        <wp:docPr id="12" name="图片 4"/>
+                        <wp:cNvGraphicFramePr>
+                          <a:graphicFrameLocks xmlns:a="http://schemas.openxmlformats.org/drawingml/2006/main" noChangeAspect="1"/>
+                        </wp:cNvGraphicFramePr>
+                        <a:graphic xmlns:a="http://schemas.openxmlformats.org/drawingml/2006/main">
+                          <a:graphicData uri="http://schemas.openxmlformats.org/drawingml/2006/picture">
+                            <pic:pic xmlns:pic="http://schemas.openxmlformats.org/drawingml/2006/picture">
+                              <pic:nvPicPr>
+                                <pic:cNvPr id="12" name="图片 4"/>
+                                <pic:cNvPicPr>
+                                  <a:picLocks noChangeAspect="1"/>
+                                </pic:cNvPicPr>
+                              </pic:nvPicPr>
+                              <pic:blipFill>
+                                <a:blip r:embed="rId15"/>
+                                <a:stretch>
+                                  <a:fillRect/>
+                                </a:stretch>
+                              </pic:blipFill>
+                              <pic:spPr>
+                                <a:xfrm>
+                                  <a:off x="0" y="0"/>
+                                  <a:ext cx="4210050" cy="2724150"/>
+                                </a:xfrm>
+                                <a:prstGeom prst="rect">
+                                  <a:avLst/>
+                                </a:prstGeom>
+                                <a:noFill/>
+                                <a:ln>
+                                  <a:noFill/>
+                                </a:ln>
+                              </pic:spPr>
+                            </pic:pic>
+                          </a:graphicData>
+                        </a:graphic>
+                      </wp:inline>
+                    </w:drawing>
+                  </w:r>
+                </w:p>
+              </w:tc>
+            </w:tr>
+            <w:tr>
+              <w:tblPrEx>
+                <w:tblBorders>
+                  <w:top w:val="none" w:color="auto" w:sz="0" w:space="0"/>
+                  <w:left w:val="none" w:color="auto" w:sz="0" w:space="0"/>
+                  <w:bottom w:val="none" w:color="auto" w:sz="0" w:space="0"/>
+                  <w:right w:val="none" w:color="auto" w:sz="0" w:space="0"/>
+                  <w:insideH w:val="none" w:color="auto" w:sz="0" w:space="0"/>
+                  <w:insideV w:val="none" w:color="auto" w:sz="0" w:space="0"/>
+                </w:tblBorders>
+              </w:tblPrEx>
+              <w:tc>
+                <w:tcPr>
+                  <w:tcW w:w="8406" w:type="dxa"/>
+                  <w:tcBorders>
+                    <w:tl2br w:val="nil"/>
+                    <w:tr2bl w:val="nil"/>
+                  </w:tcBorders>
+                </w:tcPr>
+                <w:p>
+                  <w:pPr>
+                    <w:jc w:val="center"/>
+                    <w:rPr>
+                      <w:rFonts w:hint="default"/>
+                      <w:vertAlign w:val="baseline"/>
+                      <w:lang w:val="en-US" w:eastAsia="zh-CN"/>
+                    </w:rPr>
+                  </w:pPr>
+                  <w:r>
+                    <w:rPr>
+                      <w:rFonts w:hint="eastAsia"/>
+                      <w:sz w:val="20"/>
+                      <w:szCs w:val="20"/>
+                      <w:vertAlign w:val="baseline"/>
+                      <w:lang w:val="en-US" w:eastAsia="zh-CN"/>
+                    </w:rPr>
+                    <w:t>图9 案例三迭代修复示意图</w:t>
+                  </w:r>
+                </w:p>
+              </w:tc>
+            </w:tr>
+          </w:tbl>
           <w:p>
             <w:pPr>
               <w:ind w:firstLine="420" w:firstLineChars="200"/>
@@ -6747,6 +8019,15 @@
                 <w:lang w:val="en-US" w:eastAsia="zh-CN"/>
               </w:rPr>
             </w:pPr>
+          </w:p>
+          <w:p>
+            <w:pPr>
+              <w:ind w:firstLine="420" w:firstLineChars="200"/>
+              <w:rPr>
+                <w:rFonts w:hint="eastAsia"/>
+                <w:lang w:val="en-US" w:eastAsia="zh-CN"/>
+              </w:rPr>
+            </w:pPr>
             <w:r>
               <w:rPr>
                 <w:rFonts w:hint="eastAsia"/>
@@ -6754,6 +8035,167 @@
               </w:rPr>
               <w:t>案例四：Prob082_lfsr32（32 位线性反馈移位寄存器，反馈未能修复）。该题要求实现一个 32 位的 LFSR（Linear Feedback Shift Register），其核心在于正确设置反馈抽头位置（Tap Positions），即确定哪些比特位参与异或反馈运算。零样本生成的代码 Rank 得分仅为 0.02%（几乎完全不匹配），反馈循环经过 5 轮迭代后得分毫无改善，仍为 0.02%。这一结果的根本原因在于：LFSR 的正确性完全取决于抽头多项式（Characteristic Polynomial）的选择。如果抽头位置错误，生成的伪随机序列将与参考序列完全不同，导致几乎所有测试向量都不匹配。而从几乎全部不匹配的仿真结果中，LLM 无法推断出正确的抽头位置。这本质上是一个需要精确数学知识（有限域上的特征多项式）的问题，而非可以通过错误信息迭代修复的逻辑错误。这揭示了反馈循环的根本局限：当错误源于缺失的领域知识而非代码逻辑时，无论迭代多少轮，反馈机制都无法弥补知识的缺失。</w:t>
             </w:r>
+          </w:p>
+          <w:tbl>
+            <w:tblPr>
+              <w:tblStyle w:val="21"/>
+              <w:tblW w:w="0" w:type="auto"/>
+              <w:tblInd w:w="5" w:type="dxa"/>
+              <w:tblBorders>
+                <w:top w:val="none" w:color="auto" w:sz="0" w:space="0"/>
+                <w:left w:val="none" w:color="auto" w:sz="0" w:space="0"/>
+                <w:bottom w:val="none" w:color="auto" w:sz="0" w:space="0"/>
+                <w:right w:val="none" w:color="auto" w:sz="0" w:space="0"/>
+                <w:insideH w:val="none" w:color="auto" w:sz="0" w:space="0"/>
+                <w:insideV w:val="none" w:color="auto" w:sz="0" w:space="0"/>
+              </w:tblBorders>
+              <w:tblLayout w:type="fixed"/>
+              <w:tblCellMar>
+                <w:top w:w="0" w:type="dxa"/>
+                <w:left w:w="108" w:type="dxa"/>
+                <w:bottom w:w="0" w:type="dxa"/>
+                <w:right w:w="108" w:type="dxa"/>
+              </w:tblCellMar>
+            </w:tblPr>
+            <w:tblGrid>
+              <w:gridCol w:w="8406"/>
+            </w:tblGrid>
+            <w:tr>
+              <w:tblPrEx>
+                <w:tblBorders>
+                  <w:top w:val="none" w:color="auto" w:sz="0" w:space="0"/>
+                  <w:left w:val="none" w:color="auto" w:sz="0" w:space="0"/>
+                  <w:bottom w:val="none" w:color="auto" w:sz="0" w:space="0"/>
+                  <w:right w:val="none" w:color="auto" w:sz="0" w:space="0"/>
+                  <w:insideH w:val="none" w:color="auto" w:sz="0" w:space="0"/>
+                  <w:insideV w:val="none" w:color="auto" w:sz="0" w:space="0"/>
+                </w:tblBorders>
+                <w:tblCellMar>
+                  <w:top w:w="0" w:type="dxa"/>
+                  <w:left w:w="108" w:type="dxa"/>
+                  <w:bottom w:w="0" w:type="dxa"/>
+                  <w:right w:w="108" w:type="dxa"/>
+                </w:tblCellMar>
+              </w:tblPrEx>
+              <w:tc>
+                <w:tcPr>
+                  <w:tcW w:w="8406" w:type="dxa"/>
+                  <w:tcBorders>
+                    <w:tl2br w:val="nil"/>
+                    <w:tr2bl w:val="nil"/>
+                  </w:tcBorders>
+                </w:tcPr>
+                <w:p>
+                  <w:pPr>
+                    <w:jc w:val="center"/>
+                    <w:rPr>
+                      <w:rFonts w:hint="eastAsia"/>
+                      <w:vertAlign w:val="baseline"/>
+                      <w:lang w:val="en-US" w:eastAsia="zh-CN"/>
+                    </w:rPr>
+                  </w:pPr>
+                  <w:r>
+                    <w:drawing>
+                      <wp:inline distT="0" distB="0" distL="114300" distR="114300">
+                        <wp:extent cx="3776345" cy="2368550"/>
+                        <wp:effectExtent l="0" t="0" r="8255" b="6350"/>
+                        <wp:docPr id="13" name="图片 5"/>
+                        <wp:cNvGraphicFramePr>
+                          <a:graphicFrameLocks xmlns:a="http://schemas.openxmlformats.org/drawingml/2006/main" noChangeAspect="1"/>
+                        </wp:cNvGraphicFramePr>
+                        <a:graphic xmlns:a="http://schemas.openxmlformats.org/drawingml/2006/main">
+                          <a:graphicData uri="http://schemas.openxmlformats.org/drawingml/2006/picture">
+                            <pic:pic xmlns:pic="http://schemas.openxmlformats.org/drawingml/2006/picture">
+                              <pic:nvPicPr>
+                                <pic:cNvPr id="13" name="图片 5"/>
+                                <pic:cNvPicPr>
+                                  <a:picLocks noChangeAspect="1"/>
+                                </pic:cNvPicPr>
+                              </pic:nvPicPr>
+                              <pic:blipFill>
+                                <a:blip r:embed="rId16"/>
+                                <a:stretch>
+                                  <a:fillRect/>
+                                </a:stretch>
+                              </pic:blipFill>
+                              <pic:spPr>
+                                <a:xfrm>
+                                  <a:off x="0" y="0"/>
+                                  <a:ext cx="3776345" cy="2368550"/>
+                                </a:xfrm>
+                                <a:prstGeom prst="rect">
+                                  <a:avLst/>
+                                </a:prstGeom>
+                                <a:noFill/>
+                                <a:ln>
+                                  <a:noFill/>
+                                </a:ln>
+                              </pic:spPr>
+                            </pic:pic>
+                          </a:graphicData>
+                        </a:graphic>
+                      </wp:inline>
+                    </w:drawing>
+                  </w:r>
+                </w:p>
+              </w:tc>
+            </w:tr>
+            <w:tr>
+              <w:tblPrEx>
+                <w:tblBorders>
+                  <w:top w:val="none" w:color="auto" w:sz="0" w:space="0"/>
+                  <w:left w:val="none" w:color="auto" w:sz="0" w:space="0"/>
+                  <w:bottom w:val="none" w:color="auto" w:sz="0" w:space="0"/>
+                  <w:right w:val="none" w:color="auto" w:sz="0" w:space="0"/>
+                  <w:insideH w:val="none" w:color="auto" w:sz="0" w:space="0"/>
+                  <w:insideV w:val="none" w:color="auto" w:sz="0" w:space="0"/>
+                </w:tblBorders>
+                <w:tblCellMar>
+                  <w:top w:w="0" w:type="dxa"/>
+                  <w:left w:w="108" w:type="dxa"/>
+                  <w:bottom w:w="0" w:type="dxa"/>
+                  <w:right w:w="108" w:type="dxa"/>
+                </w:tblCellMar>
+              </w:tblPrEx>
+              <w:tc>
+                <w:tcPr>
+                  <w:tcW w:w="8406" w:type="dxa"/>
+                  <w:tcBorders>
+                    <w:tl2br w:val="nil"/>
+                    <w:tr2bl w:val="nil"/>
+                  </w:tcBorders>
+                </w:tcPr>
+                <w:p>
+                  <w:pPr>
+                    <w:jc w:val="center"/>
+                    <w:rPr>
+                      <w:rFonts w:hint="default"/>
+                      <w:vertAlign w:val="baseline"/>
+                      <w:lang w:val="en-US" w:eastAsia="zh-CN"/>
+                    </w:rPr>
+                  </w:pPr>
+                  <w:r>
+                    <w:rPr>
+                      <w:rFonts w:hint="eastAsia"/>
+                      <w:sz w:val="20"/>
+                      <w:szCs w:val="20"/>
+                      <w:vertAlign w:val="baseline"/>
+                      <w:lang w:val="en-US" w:eastAsia="zh-CN"/>
+                    </w:rPr>
+                    <w:t>图10 案例三迭代修复示意图</w:t>
+                  </w:r>
+                </w:p>
+              </w:tc>
+            </w:tr>
+          </w:tbl>
+          <w:p>
+            <w:pPr>
+              <w:ind w:firstLine="420" w:firstLineChars="200"/>
+              <w:rPr>
+                <w:rFonts w:hint="eastAsia"/>
+                <w:lang w:val="en-US" w:eastAsia="zh-CN"/>
+              </w:rPr>
+            </w:pPr>
           </w:p>
           <w:p>
             <w:pPr>
@@ -9461,6 +10903,10 @@
               <w:adjustRightInd/>
               <w:snapToGrid/>
               <w:textAlignment w:val="auto"/>
+              <w:rPr>
+                <w:rFonts w:hint="default"/>
+                <w:lang w:val="en-US" w:eastAsia="zh-CN"/>
+              </w:rPr>
             </w:pPr>
             <w:bookmarkStart w:id="17" w:name="_Ref29144"/>
             <w:r>
@@ -9471,396 +10917,6 @@
               <w:t>AUTOBENCH Authors. AutoBench: Automatic testbench generation and evaluation using LLMs for HDL design[J]. arXiv preprint arXiv:2407.03891, 2024.</w:t>
             </w:r>
             <w:bookmarkEnd w:id="17"/>
-          </w:p>
-          <w:p>
-            <w:pPr>
-              <w:keepNext w:val="0"/>
-              <w:keepLines w:val="0"/>
-              <w:pageBreakBefore w:val="0"/>
-              <w:widowControl w:val="0"/>
-              <w:numPr>
-                <w:ilvl w:val="0"/>
-                <w:numId w:val="0"/>
-              </w:numPr>
-              <w:kinsoku/>
-              <w:wordWrap/>
-              <w:overflowPunct/>
-              <w:topLinePunct w:val="0"/>
-              <w:autoSpaceDE/>
-              <w:autoSpaceDN/>
-              <w:bidi w:val="0"/>
-              <w:adjustRightInd/>
-              <w:snapToGrid/>
-              <w:textAlignment w:val="auto"/>
-              <w:rPr>
-                <w:rFonts w:hint="default"/>
-                <w:lang w:val="en-US" w:eastAsia="zh-CN"/>
-              </w:rPr>
-            </w:pPr>
-          </w:p>
-          <w:p>
-            <w:pPr>
-              <w:keepNext w:val="0"/>
-              <w:keepLines w:val="0"/>
-              <w:pageBreakBefore w:val="0"/>
-              <w:widowControl w:val="0"/>
-              <w:numPr>
-                <w:ilvl w:val="0"/>
-                <w:numId w:val="0"/>
-              </w:numPr>
-              <w:kinsoku/>
-              <w:wordWrap/>
-              <w:overflowPunct/>
-              <w:topLinePunct w:val="0"/>
-              <w:autoSpaceDE/>
-              <w:autoSpaceDN/>
-              <w:bidi w:val="0"/>
-              <w:adjustRightInd/>
-              <w:snapToGrid/>
-              <w:textAlignment w:val="auto"/>
-              <w:rPr>
-                <w:rFonts w:hint="default"/>
-                <w:lang w:val="en-US" w:eastAsia="zh-CN"/>
-              </w:rPr>
-            </w:pPr>
-          </w:p>
-          <w:p>
-            <w:pPr>
-              <w:keepNext w:val="0"/>
-              <w:keepLines w:val="0"/>
-              <w:pageBreakBefore w:val="0"/>
-              <w:widowControl w:val="0"/>
-              <w:numPr>
-                <w:ilvl w:val="0"/>
-                <w:numId w:val="0"/>
-              </w:numPr>
-              <w:kinsoku/>
-              <w:wordWrap/>
-              <w:overflowPunct/>
-              <w:topLinePunct w:val="0"/>
-              <w:autoSpaceDE/>
-              <w:autoSpaceDN/>
-              <w:bidi w:val="0"/>
-              <w:adjustRightInd/>
-              <w:snapToGrid/>
-              <w:textAlignment w:val="auto"/>
-              <w:rPr>
-                <w:rFonts w:hint="default"/>
-                <w:lang w:val="en-US" w:eastAsia="zh-CN"/>
-              </w:rPr>
-            </w:pPr>
-          </w:p>
-          <w:p>
-            <w:pPr>
-              <w:keepNext w:val="0"/>
-              <w:keepLines w:val="0"/>
-              <w:pageBreakBefore w:val="0"/>
-              <w:widowControl w:val="0"/>
-              <w:numPr>
-                <w:ilvl w:val="0"/>
-                <w:numId w:val="0"/>
-              </w:numPr>
-              <w:kinsoku/>
-              <w:wordWrap/>
-              <w:overflowPunct/>
-              <w:topLinePunct w:val="0"/>
-              <w:autoSpaceDE/>
-              <w:autoSpaceDN/>
-              <w:bidi w:val="0"/>
-              <w:adjustRightInd/>
-              <w:snapToGrid/>
-              <w:textAlignment w:val="auto"/>
-              <w:rPr>
-                <w:rFonts w:hint="default"/>
-                <w:lang w:val="en-US" w:eastAsia="zh-CN"/>
-              </w:rPr>
-            </w:pPr>
-          </w:p>
-          <w:p>
-            <w:pPr>
-              <w:keepNext w:val="0"/>
-              <w:keepLines w:val="0"/>
-              <w:pageBreakBefore w:val="0"/>
-              <w:widowControl w:val="0"/>
-              <w:numPr>
-                <w:ilvl w:val="0"/>
-                <w:numId w:val="0"/>
-              </w:numPr>
-              <w:kinsoku/>
-              <w:wordWrap/>
-              <w:overflowPunct/>
-              <w:topLinePunct w:val="0"/>
-              <w:autoSpaceDE/>
-              <w:autoSpaceDN/>
-              <w:bidi w:val="0"/>
-              <w:adjustRightInd/>
-              <w:snapToGrid/>
-              <w:textAlignment w:val="auto"/>
-              <w:rPr>
-                <w:rFonts w:hint="default"/>
-                <w:lang w:val="en-US" w:eastAsia="zh-CN"/>
-              </w:rPr>
-            </w:pPr>
-          </w:p>
-          <w:p>
-            <w:pPr>
-              <w:keepNext w:val="0"/>
-              <w:keepLines w:val="0"/>
-              <w:pageBreakBefore w:val="0"/>
-              <w:widowControl w:val="0"/>
-              <w:numPr>
-                <w:ilvl w:val="0"/>
-                <w:numId w:val="0"/>
-              </w:numPr>
-              <w:kinsoku/>
-              <w:wordWrap/>
-              <w:overflowPunct/>
-              <w:topLinePunct w:val="0"/>
-              <w:autoSpaceDE/>
-              <w:autoSpaceDN/>
-              <w:bidi w:val="0"/>
-              <w:adjustRightInd/>
-              <w:snapToGrid/>
-              <w:textAlignment w:val="auto"/>
-              <w:rPr>
-                <w:rFonts w:hint="default"/>
-                <w:lang w:val="en-US" w:eastAsia="zh-CN"/>
-              </w:rPr>
-            </w:pPr>
-          </w:p>
-          <w:p>
-            <w:pPr>
-              <w:keepNext w:val="0"/>
-              <w:keepLines w:val="0"/>
-              <w:pageBreakBefore w:val="0"/>
-              <w:widowControl w:val="0"/>
-              <w:numPr>
-                <w:ilvl w:val="0"/>
-                <w:numId w:val="0"/>
-              </w:numPr>
-              <w:kinsoku/>
-              <w:wordWrap/>
-              <w:overflowPunct/>
-              <w:topLinePunct w:val="0"/>
-              <w:autoSpaceDE/>
-              <w:autoSpaceDN/>
-              <w:bidi w:val="0"/>
-              <w:adjustRightInd/>
-              <w:snapToGrid/>
-              <w:textAlignment w:val="auto"/>
-              <w:rPr>
-                <w:rFonts w:hint="default"/>
-                <w:lang w:val="en-US" w:eastAsia="zh-CN"/>
-              </w:rPr>
-            </w:pPr>
-          </w:p>
-          <w:p>
-            <w:pPr>
-              <w:keepNext w:val="0"/>
-              <w:keepLines w:val="0"/>
-              <w:pageBreakBefore w:val="0"/>
-              <w:widowControl w:val="0"/>
-              <w:numPr>
-                <w:ilvl w:val="0"/>
-                <w:numId w:val="0"/>
-              </w:numPr>
-              <w:kinsoku/>
-              <w:wordWrap/>
-              <w:overflowPunct/>
-              <w:topLinePunct w:val="0"/>
-              <w:autoSpaceDE/>
-              <w:autoSpaceDN/>
-              <w:bidi w:val="0"/>
-              <w:adjustRightInd/>
-              <w:snapToGrid/>
-              <w:textAlignment w:val="auto"/>
-              <w:rPr>
-                <w:rFonts w:hint="default"/>
-                <w:lang w:val="en-US" w:eastAsia="zh-CN"/>
-              </w:rPr>
-            </w:pPr>
-          </w:p>
-          <w:p>
-            <w:pPr>
-              <w:keepNext w:val="0"/>
-              <w:keepLines w:val="0"/>
-              <w:pageBreakBefore w:val="0"/>
-              <w:widowControl w:val="0"/>
-              <w:numPr>
-                <w:ilvl w:val="0"/>
-                <w:numId w:val="0"/>
-              </w:numPr>
-              <w:kinsoku/>
-              <w:wordWrap/>
-              <w:overflowPunct/>
-              <w:topLinePunct w:val="0"/>
-              <w:autoSpaceDE/>
-              <w:autoSpaceDN/>
-              <w:bidi w:val="0"/>
-              <w:adjustRightInd/>
-              <w:snapToGrid/>
-              <w:textAlignment w:val="auto"/>
-              <w:rPr>
-                <w:rFonts w:hint="default"/>
-                <w:lang w:val="en-US" w:eastAsia="zh-CN"/>
-              </w:rPr>
-            </w:pPr>
-          </w:p>
-          <w:p>
-            <w:pPr>
-              <w:keepNext w:val="0"/>
-              <w:keepLines w:val="0"/>
-              <w:pageBreakBefore w:val="0"/>
-              <w:widowControl w:val="0"/>
-              <w:numPr>
-                <w:ilvl w:val="0"/>
-                <w:numId w:val="0"/>
-              </w:numPr>
-              <w:kinsoku/>
-              <w:wordWrap/>
-              <w:overflowPunct/>
-              <w:topLinePunct w:val="0"/>
-              <w:autoSpaceDE/>
-              <w:autoSpaceDN/>
-              <w:bidi w:val="0"/>
-              <w:adjustRightInd/>
-              <w:snapToGrid/>
-              <w:textAlignment w:val="auto"/>
-              <w:rPr>
-                <w:rFonts w:hint="default"/>
-                <w:lang w:val="en-US" w:eastAsia="zh-CN"/>
-              </w:rPr>
-            </w:pPr>
-          </w:p>
-          <w:p>
-            <w:pPr>
-              <w:keepNext w:val="0"/>
-              <w:keepLines w:val="0"/>
-              <w:pageBreakBefore w:val="0"/>
-              <w:widowControl w:val="0"/>
-              <w:numPr>
-                <w:ilvl w:val="0"/>
-                <w:numId w:val="0"/>
-              </w:numPr>
-              <w:kinsoku/>
-              <w:wordWrap/>
-              <w:overflowPunct/>
-              <w:topLinePunct w:val="0"/>
-              <w:autoSpaceDE/>
-              <w:autoSpaceDN/>
-              <w:bidi w:val="0"/>
-              <w:adjustRightInd/>
-              <w:snapToGrid/>
-              <w:textAlignment w:val="auto"/>
-              <w:rPr>
-                <w:rFonts w:hint="default"/>
-                <w:lang w:val="en-US" w:eastAsia="zh-CN"/>
-              </w:rPr>
-            </w:pPr>
-          </w:p>
-          <w:p>
-            <w:pPr>
-              <w:keepNext w:val="0"/>
-              <w:keepLines w:val="0"/>
-              <w:pageBreakBefore w:val="0"/>
-              <w:widowControl w:val="0"/>
-              <w:numPr>
-                <w:ilvl w:val="0"/>
-                <w:numId w:val="0"/>
-              </w:numPr>
-              <w:kinsoku/>
-              <w:wordWrap/>
-              <w:overflowPunct/>
-              <w:topLinePunct w:val="0"/>
-              <w:autoSpaceDE/>
-              <w:autoSpaceDN/>
-              <w:bidi w:val="0"/>
-              <w:adjustRightInd/>
-              <w:snapToGrid/>
-              <w:textAlignment w:val="auto"/>
-              <w:rPr>
-                <w:rFonts w:hint="default"/>
-                <w:lang w:val="en-US" w:eastAsia="zh-CN"/>
-              </w:rPr>
-            </w:pPr>
-          </w:p>
-          <w:p>
-            <w:pPr>
-              <w:keepNext w:val="0"/>
-              <w:keepLines w:val="0"/>
-              <w:pageBreakBefore w:val="0"/>
-              <w:widowControl w:val="0"/>
-              <w:numPr>
-                <w:ilvl w:val="0"/>
-                <w:numId w:val="0"/>
-              </w:numPr>
-              <w:kinsoku/>
-              <w:wordWrap/>
-              <w:overflowPunct/>
-              <w:topLinePunct w:val="0"/>
-              <w:autoSpaceDE/>
-              <w:autoSpaceDN/>
-              <w:bidi w:val="0"/>
-              <w:adjustRightInd/>
-              <w:snapToGrid/>
-              <w:textAlignment w:val="auto"/>
-              <w:rPr>
-                <w:rFonts w:hint="default"/>
-                <w:lang w:val="en-US" w:eastAsia="zh-CN"/>
-              </w:rPr>
-            </w:pPr>
-          </w:p>
-          <w:p>
-            <w:pPr>
-              <w:keepNext w:val="0"/>
-              <w:keepLines w:val="0"/>
-              <w:pageBreakBefore w:val="0"/>
-              <w:widowControl w:val="0"/>
-              <w:numPr>
-                <w:ilvl w:val="0"/>
-                <w:numId w:val="0"/>
-              </w:numPr>
-              <w:kinsoku/>
-              <w:wordWrap/>
-              <w:overflowPunct/>
-              <w:topLinePunct w:val="0"/>
-              <w:autoSpaceDE/>
-              <w:autoSpaceDN/>
-              <w:bidi w:val="0"/>
-              <w:adjustRightInd/>
-              <w:snapToGrid/>
-              <w:textAlignment w:val="auto"/>
-              <w:rPr>
-                <w:rFonts w:hint="default"/>
-                <w:lang w:val="en-US" w:eastAsia="zh-CN"/>
-              </w:rPr>
-            </w:pPr>
-          </w:p>
-          <w:p>
-            <w:pPr>
-              <w:keepNext w:val="0"/>
-              <w:keepLines w:val="0"/>
-              <w:pageBreakBefore w:val="0"/>
-              <w:widowControl w:val="0"/>
-              <w:numPr>
-                <w:ilvl w:val="0"/>
-                <w:numId w:val="0"/>
-              </w:numPr>
-              <w:kinsoku/>
-              <w:wordWrap/>
-              <w:overflowPunct/>
-              <w:topLinePunct w:val="0"/>
-              <w:autoSpaceDE/>
-              <w:autoSpaceDN/>
-              <w:bidi w:val="0"/>
-              <w:adjustRightInd/>
-              <w:snapToGrid/>
-              <w:textAlignment w:val="auto"/>
-              <w:rPr>
-                <w:rFonts w:hint="default"/>
-                <w:lang w:val="en-US" w:eastAsia="zh-CN"/>
-              </w:rPr>
-            </w:pPr>
           </w:p>
         </w:tc>
       </w:tr>
@@ -10143,6 +11199,12 @@
       <w:headerReference r:id="rId5" w:type="default"/>
       <w:pgSz w:w="11906" w:h="16838"/>
       <w:pgMar w:top="1440" w:right="1700" w:bottom="1440" w:left="1800" w:header="851" w:footer="992" w:gutter="0"/>
+      <w:pgBorders>
+        <w:top w:val="none" w:sz="0" w:space="0"/>
+        <w:left w:val="none" w:sz="0" w:space="0"/>
+        <w:bottom w:val="none" w:sz="0" w:space="0"/>
+        <w:right w:val="none" w:sz="0" w:space="0"/>
+      </w:pgBorders>
       <w:cols w:space="720" w:num="1"/>
       <w:docGrid w:type="lines" w:linePitch="312" w:charSpace="0"/>
     </w:sectPr>

--- a/report/midterm report.docx
+++ b/report/midterm report.docx
@@ -1196,8 +1196,6 @@
               </w:rPr>
               <w:t>与</w:t>
             </w:r>
-            <w:bookmarkStart w:id="18" w:name="_GoBack"/>
-            <w:bookmarkEnd w:id="18"/>
             <w:r>
               <w:rPr>
                 <w:rFonts w:hint="eastAsia"/>
@@ -1297,7 +1295,53 @@
               <w:rPr>
                 <w:rFonts w:hint="eastAsia"/>
               </w:rPr>
-              <w:t>集成电路（IC）设计是现代电子信息产业的核心基础。随着芯片规模的不断增大和设计复杂度的持续攀升，传统的手工编写硬件描述语言（HDL）代码的方式面临着巨大的挑战：设计周期长、人力成本高、且容易引入难以发现的逻辑错误。Verilog 作为业界最广泛使用的硬件描述语言之一，其代码编写需要设计者同时具备数字电路理论知识和丰富的工程经验，学习曲线陡峭。因此，如何利用人工智能技术辅助甚至自动化 Verilog 代码的生成，成为了电子设计自动化（EDA）领域的一个重要研究方向。</w:t>
+              <w:t>集成电路设计是现代电子信息产业的核心基础。随着芯片规模的不断增大</w:t>
+            </w:r>
+            <w:r>
+              <w:rPr>
+                <w:rFonts w:hint="eastAsia"/>
+                <w:lang w:eastAsia="zh-CN"/>
+              </w:rPr>
+              <w:t>，</w:t>
+            </w:r>
+            <w:r>
+              <w:rPr>
+                <w:rFonts w:hint="eastAsia"/>
+                <w:lang w:val="en-US" w:eastAsia="zh-CN"/>
+              </w:rPr>
+              <w:t>其</w:t>
+            </w:r>
+            <w:r>
+              <w:rPr>
+                <w:rFonts w:hint="eastAsia"/>
+              </w:rPr>
+              <w:t>设计复杂度</w:t>
+            </w:r>
+            <w:r>
+              <w:rPr>
+                <w:rFonts w:hint="eastAsia"/>
+                <w:lang w:val="en-US" w:eastAsia="zh-CN"/>
+              </w:rPr>
+              <w:t>也</w:t>
+            </w:r>
+            <w:r>
+              <w:rPr>
+                <w:rFonts w:hint="eastAsia"/>
+              </w:rPr>
+              <w:t>持续攀升，传统的</w:t>
+            </w:r>
+            <w:r>
+              <w:rPr>
+                <w:rFonts w:hint="eastAsia"/>
+                <w:lang w:val="en-US" w:eastAsia="zh-CN"/>
+              </w:rPr>
+              <w:t>人</w:t>
+            </w:r>
+            <w:r>
+              <w:rPr>
+                <w:rFonts w:hint="eastAsia"/>
+              </w:rPr>
+              <w:t>工编写硬件描述语言代码的方式面临着巨大的挑战：设计周期长、人力成本高、且容易引入难以发现的逻辑错误。Verilog 作为业界最广泛使用的硬件描述语言之一，其代码编写需要设计者同时具备数字电路理论知识和丰富的工程经验，学习曲线陡峭。因此，如何利用人工智能技术辅助甚至自动化 Verilog 代码的生成，成为了电子设计自动化（EDA）领域的一个重要研究方向。</w:t>
             </w:r>
           </w:p>
           <w:p>
@@ -1311,7 +1355,20 @@
               <w:rPr>
                 <w:rFonts w:hint="eastAsia"/>
               </w:rPr>
-              <w:t>近年来，以 GPT-4、Claude 等为代表的大语言模型在自然语言处理和代码生成领域取得了突破性进展。这些模型通过在海量文本和代码数据上进行预训练，具备了理解自然语言描述并生成相应程序代码的能力。研究者们开始探索将 LLM 应用于硬件设计领域，尝试让模型根据自然语言的功能描述自动生成 Verilog 代码。然而，与软件代码不同，硬件代码的正确性验证有着更为严格的标准——生成的 Verilog 代码不仅需要语法正确（能够通过编译），还需要在功能仿真中与预期行为完全一致（所有测试向量均通过）。这意味着即使 LLM 生成的代码看起来合理，也可能存在细微的逻辑错误导致仿真失败。</w:t>
+              <w:t>近年来，以 GPT-4、</w:t>
+            </w:r>
+            <w:r>
+              <w:rPr>
+                <w:rFonts w:hint="eastAsia"/>
+                <w:lang w:val="en-US" w:eastAsia="zh-CN"/>
+              </w:rPr>
+              <w:t>gemini</w:t>
+            </w:r>
+            <w:r>
+              <w:rPr>
+                <w:rFonts w:hint="eastAsia"/>
+              </w:rPr>
+              <w:t>等为代表的大语言模型在自然语言处理和代码生成领域取得了突破性进展。这些模型通过在海量文本和代码数据上进行预训练，具备了理解自然语言描述并生成相应程序代码的能力。研究者们开始探索将 LLM 应用于硬件设计领域，尝试让模型根据自然语言的功能描述自动生成 Verilog 代码。然而，与软件代码不同，硬件代码的正确性验证有着更为严格的标准——生成的 Verilog 代码不仅需要语法正确（能够通过编译），还需要在功能仿真中与预期行为完全一致（所有测试向量均通过）。这意味着即使 LLM 生成的代码看起来合理，也可能存在细微的逻辑错误导致仿真失败。</w:t>
             </w:r>
           </w:p>
           <w:p>
@@ -1325,7 +1382,20 @@
               <w:rPr>
                 <w:rFonts w:hint="eastAsia"/>
               </w:rPr>
-              <w:t>在这一背景下，Thakur 等人于 202</w:t>
+              <w:t>在这一背景下，Thakur 等人</w:t>
+            </w:r>
+            <w:r>
+              <w:rPr>
+                <w:rFonts w:hint="eastAsia"/>
+                <w:lang w:val="en-US" w:eastAsia="zh-CN"/>
+              </w:rPr>
+              <w:t>于</w:t>
+            </w:r>
+            <w:r>
+              <w:rPr>
+                <w:rFonts w:hint="eastAsia"/>
+              </w:rPr>
+              <w:t>202</w:t>
             </w:r>
             <w:r>
               <w:rPr>
@@ -1338,7 +1408,7 @@
               <w:rPr>
                 <w:rFonts w:hint="eastAsia"/>
               </w:rPr>
-              <w:t xml:space="preserve"> 年提出了 AutoChip 框架（论文题目：AutoChip: Automatically Improving LLM-based Verilog Generation using EDA Tool</w:t>
+              <w:t>年提出了 AutoChip 框架（论文题目：AutoChip: Automatically Improving LLM-based Verilog Generation using EDA Tool</w:t>
             </w:r>
             <w:r>
               <w:rPr>
@@ -1351,7 +1421,20 @@
               <w:rPr>
                 <w:rFonts w:hint="eastAsia"/>
               </w:rPr>
-              <w:t>Feedback），创新性地将 LLM 代码生成与 EDA 工具链的编译/仿真反馈相结合，构建了一个闭环迭代优化系统。该框架的核心思想是：当 LLM 首次生成的 Verilog 代码未能通过验证时，系统会将编译器的错误信息或仿真器的失败报告反馈给 LLM，让模型基于这些具体的错误信息进行针对性的修复，如此反复迭代直至代码通过所有测试。这种方法模拟了人类工程师编写、编译、调试、修改的工作流程，显著提升了 LLM 生成正确 Verilog 代码的成功率。</w:t>
+              <w:t>Feedback），创新性地将 LLM 代码生成与 EDA 工具链的编译/仿真反馈相结合，构建了一个闭环迭代优化系统。该框架的核心思想是：当 LLM 首次生成的 Verilog 代码未能通过验证时，系统会将编译器的错误信息或仿真器的失败报告反馈给 LLM，让模型基于这些具体的错误信息进行针对性的修复，如此反复迭代直至代码通过所有测试。这种方法模拟了人类工程师编写、编译、调试、修改的工作流程，</w:t>
+            </w:r>
+            <w:r>
+              <w:rPr>
+                <w:rFonts w:hint="eastAsia"/>
+                <w:lang w:val="en-US" w:eastAsia="zh-CN"/>
+              </w:rPr>
+              <w:t>有效</w:t>
+            </w:r>
+            <w:r>
+              <w:rPr>
+                <w:rFonts w:hint="eastAsia"/>
+              </w:rPr>
+              <w:t>提升了 LLM 生成正确 Verilog 代码的成功率。</w:t>
             </w:r>
           </w:p>
           <w:p>
@@ -1441,7 +1524,7 @@
                 <w:rFonts w:hint="eastAsia"/>
                 <w:lang w:val="en-US" w:eastAsia="zh-CN"/>
               </w:rPr>
-              <w:t>第二步：初始代码生成（Zero-shot）。系统将任务描述和模块接口组装成一个提示词（Prompt），发送给大语言模型。模型根据其在预训练阶段学到的 Verilog 知识，生成一段完整的 Verilog 模块代码。这一步称为零样本生成（Zero-shot Generation），因为模型仅依靠任务描述就直接生成代码，没有任何额外的示例或反馈信息。</w:t>
+              <w:t>第二步：初始代码生成（Zero-shot）。系统将任务描述和模块接口组装成一个提示词，发送给大语言模型。模型根据其在预训练阶段学到的 Verilog 知识，生成一段完整的 Verilog 模块代码。这一步称为零样本生成，因为模型仅依靠任务描述就直接生成代码，没有任何额外的示例或反馈信息。</w:t>
             </w:r>
           </w:p>
           <w:p>
@@ -1473,7 +1556,7 @@
                 <w:rFonts w:hint="eastAsia"/>
                 <w:lang w:val="en-US" w:eastAsia="zh-CN"/>
               </w:rPr>
-              <w:t>第四步：功能仿真。如果编译成功，系统使用 vvp 仿真器运行编译后的二进制文件。测试平台会将设计模块（DUT）的输出与参考模型（RefModule）的输出逐一比对，统计不匹配的样本数。仿真结果以 mismatched samples is X out of Y samples 的格式输出，其中 X 为不匹配数，Y 为总测试向量数。当 X=0 时，表示设计完全正确。</w:t>
+              <w:t>第四步：功能仿真。如果编译成功，系统使用 vvp 仿真器运行编译后的二进制文件。测试平台会将设计模块（DUT）的输出与参考模型的输出逐一比对，统计不匹配的样本数。仿真结果以 mismatched samples is X out of Y samples 的格式输出，其中 X 为不匹配数，Y 为总测试向量数。当 X=0 时，表示设计完全正确。</w:t>
             </w:r>
           </w:p>
           <w:p>
@@ -1489,7 +1572,7 @@
                 <w:rFonts w:hint="eastAsia"/>
                 <w:lang w:val="en-US" w:eastAsia="zh-CN"/>
               </w:rPr>
-              <w:t>第五步：评分与排名。系统根据编译和仿真结果对候选代码进行评分（Ranking）。评分采用连续的 0 到 1.0 的标度：编译失败得 -1.0 分，编译成功但有警告得 -0.5 分，仿真通过的比例直接作为得分（例如 256 个测试向量中 250 个通过，得分为 250/256 约等于 0.977），全部通过得 1.0 分。这种连续评分机制使得系统能够追踪代码质量的渐进改善。</w:t>
+              <w:t>第五步：评分与排名。系统根据编译和仿真结果对候选代码进行评分。评分采用连续的 0 到 1.0 的标度：编译失败得 -1.0 分，编译成功但有警告得 -0.5 分，仿真通过的比例直接作为得分（例如 256 个测试向量中 250 个通过，得分为 250/256 约等于 0.977），全部通过得 1.0 分。这种连续评分机制使得系统能够追踪代码质量的渐进改善。</w:t>
             </w:r>
           </w:p>
           <w:p>
@@ -1754,7 +1837,7 @@
                 <w:rFonts w:hint="eastAsia"/>
                 <w:lang w:val="en-US" w:eastAsia="zh-CN"/>
               </w:rPr>
-              <w:t>为了客观评估 LLM 生成 Verilog 代码的能力，本研究采用了 NVlabs 发布的 VerilogEval-Human 基准测试集。该测试集源自 HDLBits 在线练习平台，包含 156 道由人类专家编写的 Verilog 设计题目，涵盖组合逻辑、时序逻辑、有限状态机（FSM）等多种电路类型，难度从简单的线连接（wire）到复杂的 Conway 生命游戏（16x16 网格）不等。每道题目配有完整的 SystemVerilog 测试平台，包括金标准参考实现（RefModule）和自动化的输出比对逻辑，能够精确统计设计模块与参考模型之间的不匹配样本数。</w:t>
+              <w:t>为了客观评估 LLM 生成 Verilog 代码的能力，本研究采用了 NVlabs 发布的 VerilogEval-Human 基准测试集。该测试集源自 HDLBits 在线练习平台，包含 156 道由人类专家编写的 Verilog 设计题目，涵盖组合逻辑、时序逻辑、有限状态机（FSM）等多种电路类型，难度从简单的线连接到复杂的 Conway 生命游戏（16x16 网格）不等。每道题目配有完整的 SystemVerilog 测试平台，包括金标准参考实现和自动化的输出比对逻辑，能够精确统计设计模块与参考模型之间的不匹配样本数。</w:t>
             </w:r>
           </w:p>
           <w:p>
@@ -2408,7 +2491,7 @@
                 <w:rFonts w:hint="eastAsia"/>
                 <w:lang w:val="en-US" w:eastAsia="zh-CN"/>
               </w:rPr>
-              <w:t>（1）精简反馈策略（Succinct Feedback）。反馈提示词中仅包含编译错误的前 30 行和仿真输出的前 40 行，而非完整的日志。这一策略参考了原论文的设计，目的是在控制 LLM 输入 Token 数量的同时保留足够的错误定位信息。过长的错误日志不仅增加 API 调用成本，还可能导致 LLM 注意力分散，反而降低修复效果。</w:t>
+              <w:t>（1）精简反馈策略。反馈提示词中仅包含编译错误的前 30 行和仿真输出的前 40 行，而非完整的日志。这一策略参考了原论文的设计，目的是在控制 LLM 输入 Token 数量的同时保留足够的错误定位信息。过长的错误日志不仅增加 API 调用成本，还可能导致 LLM 注意力分散，反而降低修复效果。</w:t>
             </w:r>
           </w:p>
           <w:p>
@@ -2424,7 +2507,7 @@
                 <w:rFonts w:hint="eastAsia"/>
                 <w:lang w:val="en-US" w:eastAsia="zh-CN"/>
               </w:rPr>
-              <w:t>（2）多候选生成（k-Candidate Generation）。每轮迭代生成 k=3 个候选代码，选择得分最高的作为该轮结果。这利用了 LLM 输出的随机性（temperature=0.7），相当于在每轮迭代中进行了 3 次独立尝试，显著提高了单轮迭代的成功概率。</w:t>
+              <w:t>（2）多候选生成。每轮迭代生成 k=3 个候选代码，选择得分最高的作为该轮结果。这利用了 LLM 输出的随机性（temperature=0.7），相当于在每轮迭代中进行了 3 次独立尝试，显著提高了单轮迭代的成功概率。</w:t>
             </w:r>
           </w:p>
           <w:p>
@@ -2440,7 +2523,7 @@
                 <w:rFonts w:hint="eastAsia"/>
                 <w:lang w:val="en-US" w:eastAsia="zh-CN"/>
               </w:rPr>
-              <w:t>（3）全局最优追踪（Global Best Tracking）。系统维护一个跨所有迭代的全局最优候选，反馈提示词始终基于历史最优代码构建。这避免了某一轮迭代中所有候选都比上一轮差（质量退化）时，反馈信息基于较差代码构建的问题。</w:t>
+              <w:t>（3）全局最优追踪。系统维护一个跨所有迭代的全局最优候选，反馈提示词始终基于历史最优代码构建。这避免了某一轮迭代中所有候选都比上一轮差（质量退化）时，反馈信息基于较差代码构建的问题。</w:t>
             </w:r>
           </w:p>
           <w:p>
@@ -2493,7 +2576,7 @@
                 <w:rFonts w:hint="eastAsia"/>
                 <w:lang w:val="en-US" w:eastAsia="zh-CN"/>
               </w:rPr>
-              <w:t>本研究的核心实验采用对照实验设计，比较零样本生成（Zero-shot）与反馈循环（Feedback Loop）两种方法在相同题目集上的表现。零样本条件下，系统仅生成 1 个候选（k=1），不进行任何迭代（max_iterations=1）；反馈循环条件下，系统每轮生成 3 个候选（k=3），最多迭代 5 轮（max_iterations=5）。两种条件使用相同的 LLM 模型、温度参数（0.7）和题目集（VerilogEval-Human 20 题子集），确保实验的可比性。主要评价指标为通过率（Pass Rate），即完全通过所有测试向量的题目占总题目数的比例。</w:t>
+              <w:t>本研究的核心实验采用对照实验设计，比较零样本生成（Zero-shot）与反馈循环（Feedback Loop）两种方法在相同题目集上的表现。零样本条件下，系统仅生成 1 个候选（k=1），不进行任何迭代（max_iterations=1）；反馈循环条件下，系统每轮生成 3 个候选（k=3），最多迭代 5 轮（max_iterations=5）。两种条件使用相同的 LLM 模型、温度参数（0.7）和题目集，确保实验的可比性。主要评价指标为通过率（Pass Rate），即完全通过所有测试向量的题目占总题目数的比例。</w:t>
             </w:r>
           </w:p>
           <w:tbl>
@@ -2839,7 +2922,20 @@
               <w:rPr>
                 <w:rFonts w:hint="eastAsia"/>
               </w:rPr>
-              <w:t>对 9 个自定义任务进行了零样本批量测试，结果为 9/9 全部通过（通过率 100%）。这一结果验证了系统流水线的正确性，但也表明自定义任务对于高能力模型而言过于简单，无法体现反馈循环的价值。这促使本研究转向更具挑战性的标准基准测试集。</w:t>
+              <w:t>对 9 个自定义任务进行了零样本批量测试，结果为 9/9 全部通过</w:t>
+            </w:r>
+            <w:r>
+              <w:rPr>
+                <w:rFonts w:hint="eastAsia"/>
+                <w:lang w:eastAsia="zh-CN"/>
+              </w:rPr>
+              <w:t>，</w:t>
+            </w:r>
+            <w:r>
+              <w:rPr>
+                <w:rFonts w:hint="eastAsia"/>
+              </w:rPr>
+              <w:t>通过率100%。这一结果验证了系统流水线的正确性，但也表明自定义任务对于高能力模型而言过于简单，无法体现反馈循环的价值。这促使本研究转向更具挑战性的标准基准测试集。</w:t>
             </w:r>
           </w:p>
           <w:p>
@@ -2938,7 +3034,7 @@
                 <w:rFonts w:hint="default"/>
                 <w:lang w:val="en-US" w:eastAsia="zh-CN"/>
               </w:rPr>
-              <w:t>（3）LLM 客户端增强（client.py）：为应对第三方 API 中继服务的不稳定性，实现了指数退避重试机制（Exponential Backoff Retry）。系统会自动识别可重试的瞬态错误（HTTP 429/500/502/503/504/529 状态码、model_not_found 错误、连接超时等），并在 2 秒、5 秒、10 秒的递增间隔后重试，最多重试 3 次。同时实现了错误分类功能，将 API 错误归类为 http_NNN、timeout、connection_error、model_not_found 等类型，便于实验结果的统计分析。</w:t>
+              <w:t>（3）LLM 客户端增强（client.py）：为应对第三方 API 中继服务的不稳定性，实现了指数退避重试机制。系统会自动识别可重试的瞬态错误（HTTP 429/500/502/503/504/529 状态码、model_not_found 错误、连接超时等），并在 2 秒、5 秒、10 秒的递增间隔后重试，最多重试 3 次。同时实现了错误分类功能，将 API 错误归类为 http_NNN、timeout、connection_error、model_not_found 等类型，便于实验结果的统计分析。</w:t>
             </w:r>
           </w:p>
           <w:p>
@@ -3570,7 +3666,21 @@
                 <w:rFonts w:hint="default"/>
                 <w:lang w:val="en-US" w:eastAsia="zh-CN"/>
               </w:rPr>
-              <w:t>图 1 以柱状图的形式直观展示了零样本与反馈循环的通过率对比。</w:t>
+              <w:t xml:space="preserve">图 </w:t>
+            </w:r>
+            <w:r>
+              <w:rPr>
+                <w:rFonts w:hint="eastAsia"/>
+                <w:lang w:val="en-US" w:eastAsia="zh-CN"/>
+              </w:rPr>
+              <w:t>5</w:t>
+            </w:r>
+            <w:r>
+              <w:rPr>
+                <w:rFonts w:hint="default"/>
+                <w:lang w:val="en-US" w:eastAsia="zh-CN"/>
+              </w:rPr>
+              <w:t xml:space="preserve"> 以柱状图的形式直观展示了零样本与反馈循环的通过率对比。</w:t>
             </w:r>
           </w:p>
           <w:p>
@@ -7385,7 +7495,7 @@
                 <w:rFonts w:hint="eastAsia"/>
                 <w:lang w:val="en-US" w:eastAsia="zh-CN"/>
               </w:rPr>
-              <w:t>图 2 展示了每道题目在零样本和反馈循环条件下的 Rank 得分对比。Rank 得分为 1.0 表示完全通过，低于 1.0 表示存在不匹配样本。</w:t>
+              <w:t>图 6 展示了每道题目在零样本和反馈循环条件下的 Rank 得分对比。Rank 得分为 1.0 表示完全通过，低于 1.0 表示存在不匹配样本。</w:t>
             </w:r>
           </w:p>
           <w:p>
@@ -7663,7 +7773,7 @@
                       <w:vertAlign w:val="baseline"/>
                       <w:lang w:val="en-US" w:eastAsia="zh-CN"/>
                     </w:rPr>
-                    <w:t>图 7 案例一迭代修复示意图</w:t>
+                    <w:t>图 7 案例一迭代修复对比图</w:t>
                   </w:r>
                 </w:p>
               </w:tc>
@@ -7840,7 +7950,7 @@
                       <w:vertAlign w:val="baseline"/>
                       <w:lang w:val="en-US" w:eastAsia="zh-CN"/>
                     </w:rPr>
-                    <w:t>图8 案例二迭代修复示意图</w:t>
+                    <w:t>图8 案例二迭代修复对比图</w:t>
                   </w:r>
                 </w:p>
               </w:tc>
@@ -7905,6 +8015,12 @@
                   <w:insideH w:val="none" w:color="auto" w:sz="0" w:space="0"/>
                   <w:insideV w:val="none" w:color="auto" w:sz="0" w:space="0"/>
                 </w:tblBorders>
+                <w:tblCellMar>
+                  <w:top w:w="0" w:type="dxa"/>
+                  <w:left w:w="108" w:type="dxa"/>
+                  <w:bottom w:w="0" w:type="dxa"/>
+                  <w:right w:w="108" w:type="dxa"/>
+                </w:tblCellMar>
               </w:tblPrEx>
               <w:tc>
                 <w:tcPr>
@@ -7979,6 +8095,12 @@
                   <w:insideH w:val="none" w:color="auto" w:sz="0" w:space="0"/>
                   <w:insideV w:val="none" w:color="auto" w:sz="0" w:space="0"/>
                 </w:tblBorders>
+                <w:tblCellMar>
+                  <w:top w:w="0" w:type="dxa"/>
+                  <w:left w:w="108" w:type="dxa"/>
+                  <w:bottom w:w="0" w:type="dxa"/>
+                  <w:right w:w="108" w:type="dxa"/>
+                </w:tblCellMar>
               </w:tblPrEx>
               <w:tc>
                 <w:tcPr>
@@ -8005,7 +8127,7 @@
                       <w:vertAlign w:val="baseline"/>
                       <w:lang w:val="en-US" w:eastAsia="zh-CN"/>
                     </w:rPr>
-                    <w:t>图9 案例三迭代修复示意图</w:t>
+                    <w:t>图9 案例三迭代修复对比图</w:t>
                   </w:r>
                 </w:p>
               </w:tc>
@@ -8182,7 +8304,7 @@
                       <w:vertAlign w:val="baseline"/>
                       <w:lang w:val="en-US" w:eastAsia="zh-CN"/>
                     </w:rPr>
-                    <w:t>图10 案例三迭代修复示意图</w:t>
+                    <w:t>图10 案例四迭代修复对比图</w:t>
                   </w:r>
                 </w:p>
               </w:tc>
@@ -8964,7 +9086,23 @@
                 <w:rFonts w:hint="default"/>
                 <w:lang w:val="en-US" w:eastAsia="zh-CN"/>
               </w:rPr>
-              <w:t xml:space="preserve"> 等中等能力的模型，在相同的 VerilogEval-Human 子集上进行对照实验，分析不同模型在 Verilog 生成任务上的能力差异，以及反馈循环对不同能力水平模型的提升效果是否存在差异。</w:t>
+              <w:t xml:space="preserve"> </w:t>
+            </w:r>
+            <w:r>
+              <w:rPr>
+                <w:rFonts w:hint="eastAsia"/>
+                <w:lang w:val="en-US" w:eastAsia="zh-CN"/>
+              </w:rPr>
+              <w:t>系列</w:t>
+            </w:r>
+            <w:bookmarkStart w:id="18" w:name="_GoBack"/>
+            <w:bookmarkEnd w:id="18"/>
+            <w:r>
+              <w:rPr>
+                <w:rFonts w:hint="default"/>
+                <w:lang w:val="en-US" w:eastAsia="zh-CN"/>
+              </w:rPr>
+              <w:t>等中等能力的模型，在相同的 VerilogEval-Human 子集上进行对照实验，分析不同模型在 Verilog 生成任务上的能力差异，以及反馈循环对不同能力水平模型的提升效果是否存在差异。</w:t>
             </w:r>
           </w:p>
           <w:p>
